--- a/docs/BaoCao_DoAnCoSo_Nhom3.docx
+++ b/docs/BaoCao_DoAnCoSo_Nhom3.docx
@@ -146,7 +146,7 @@
               </wp:anchor>
             </w:drawing>
           </mc:Choice>
-          <mc:Fallback xmlns:a14="http://schemas.microsoft.com/office/drawing/2010/main" xmlns:pic="http://schemas.openxmlformats.org/drawingml/2006/picture" xmlns:a="http://schemas.openxmlformats.org/drawingml/2006/main">
+          <mc:Fallback xmlns:a="http://schemas.openxmlformats.org/drawingml/2006/main" xmlns:pic="http://schemas.openxmlformats.org/drawingml/2006/picture" xmlns:a14="http://schemas.microsoft.com/office/drawing/2010/main">
             <w:pict w14:anchorId="5144C751">
               <v:line id="Straight Connector 1" style="position:absolute;z-index:251658240;visibility:visible;mso-wrap-style:square;mso-width-percent:0;mso-height-percent:0;mso-wrap-distance-left:9pt;mso-wrap-distance-top:-3e-5mm;mso-wrap-distance-right:9pt;mso-wrap-distance-bottom:-3e-5mm;mso-position-horizontal:absolute;mso-position-horizontal-relative:text;mso-position-vertical:absolute;mso-position-vertical-relative:text;mso-width-percent:0;mso-height-percent:0;mso-width-relative:page;mso-height-relative:page" o:spid="_x0000_s1026" strokecolor="windowText" strokeweight="1.5pt" from="147pt,1.75pt" to="323.3pt,1.75pt" w14:anchorId="449A5170" o:gfxdata="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">
                 <o:lock v:ext="edit" shapetype="f"/>
@@ -900,6 +900,15 @@
           <w:bCs/>
         </w:rPr>
       </w:pPr>
+    </w:p>
+    <w:p>
+      <w:pPr>
+        <w:jc w:val="center"/>
+        <w:rPr>
+          <w:b/>
+          <w:bCs/>
+        </w:rPr>
+      </w:pPr>
       <w:r>
         <w:rPr>
           <w:b/>
@@ -1098,7 +1107,7 @@
       <w:bookmarkStart w:id="0" w:name="_Toc144801653"/>
       <w:bookmarkStart w:id="1" w:name="_Toc208127194"/>
       <w:bookmarkStart w:id="2" w:name="_Toc208127287"/>
-      <w:bookmarkStart w:id="3" w:name="_Toc243076091"/>
+      <w:bookmarkStart w:id="3" w:name="_Toc243083574"/>
       <w:r>
         <w:lastRenderedPageBreak/>
         <w:t>LỜI CAM ĐOAN</w:t>
@@ -1322,7 +1331,7 @@
       <w:bookmarkStart w:id="4" w:name="_Toc144801654"/>
       <w:bookmarkStart w:id="5" w:name="_Toc208127195"/>
       <w:bookmarkStart w:id="6" w:name="_Toc208127288"/>
-      <w:bookmarkStart w:id="7" w:name="_Toc243076092"/>
+      <w:bookmarkStart w:id="7" w:name="_Toc243083575"/>
       <w:r>
         <w:lastRenderedPageBreak/>
         <w:t>PHÂN CÔNG NHIỆM VỤ ĐỒ ÁN</w:t>
@@ -2948,7 +2957,7 @@
           <w:pPr>
             <w:pStyle w:val="TOC1"/>
             <w:tabs>
-              <w:tab w:val="right" w:leader="dot" w:pos="9350"/>
+              <w:tab w:val="right" w:leader="dot" w:pos="8493"/>
             </w:tabs>
             <w:rPr>
               <w:rFonts w:asciiTheme="minorHAnsi" w:eastAsiaTheme="minorEastAsia" w:hAnsiTheme="minorHAnsi" w:cstheme="minorBidi"/>
@@ -2979,7 +2988,7 @@
             </w:rPr>
             <w:fldChar w:fldCharType="separate"/>
           </w:r>
-          <w:hyperlink w:anchor="_Toc243076091" w:history="1">
+          <w:hyperlink w:anchor="_Toc243083574" w:history="1">
             <w:r>
               <w:rPr>
                 <w:rStyle w:val="Hyperlink"/>
@@ -3006,7 +3015,7 @@
                 <w:noProof/>
                 <w:webHidden/>
               </w:rPr>
-              <w:instrText xml:space="preserve"> PAGEREF _Toc243076091 \h </w:instrText>
+              <w:instrText xml:space="preserve"> PAGEREF _Toc243083574 \h </w:instrText>
             </w:r>
             <w:r>
               <w:rPr>
@@ -3041,7 +3050,7 @@
           <w:pPr>
             <w:pStyle w:val="TOC1"/>
             <w:tabs>
-              <w:tab w:val="right" w:leader="dot" w:pos="9350"/>
+              <w:tab w:val="right" w:leader="dot" w:pos="8493"/>
             </w:tabs>
             <w:rPr>
               <w:rFonts w:asciiTheme="minorHAnsi" w:eastAsiaTheme="minorEastAsia" w:hAnsiTheme="minorHAnsi" w:cstheme="minorBidi"/>
@@ -3054,7 +3063,7 @@
               <w14:ligatures w14:val="standardContextual"/>
             </w:rPr>
           </w:pPr>
-          <w:hyperlink w:anchor="_Toc243076092" w:history="1">
+          <w:hyperlink w:anchor="_Toc243083575" w:history="1">
             <w:r>
               <w:rPr>
                 <w:rStyle w:val="Hyperlink"/>
@@ -3081,7 +3090,7 @@
                 <w:noProof/>
                 <w:webHidden/>
               </w:rPr>
-              <w:instrText xml:space="preserve"> PAGEREF _Toc243076092 \h </w:instrText>
+              <w:instrText xml:space="preserve"> PAGEREF _Toc243083575 \h </w:instrText>
             </w:r>
             <w:r>
               <w:rPr>
@@ -3116,7 +3125,7 @@
           <w:pPr>
             <w:pStyle w:val="TOC1"/>
             <w:tabs>
-              <w:tab w:val="right" w:leader="dot" w:pos="9350"/>
+              <w:tab w:val="right" w:leader="dot" w:pos="8493"/>
             </w:tabs>
             <w:rPr>
               <w:rFonts w:asciiTheme="minorHAnsi" w:eastAsiaTheme="minorEastAsia" w:hAnsiTheme="minorHAnsi" w:cstheme="minorBidi"/>
@@ -3129,7 +3138,7 @@
               <w14:ligatures w14:val="standardContextual"/>
             </w:rPr>
           </w:pPr>
-          <w:hyperlink w:anchor="_Toc243076093" w:history="1">
+          <w:hyperlink w:anchor="_Toc243083576" w:history="1">
             <w:r>
               <w:rPr>
                 <w:rStyle w:val="Hyperlink"/>
@@ -3156,7 +3165,7 @@
                 <w:noProof/>
                 <w:webHidden/>
               </w:rPr>
-              <w:instrText xml:space="preserve"> PAGEREF _Toc243076093 \h </w:instrText>
+              <w:instrText xml:space="preserve"> PAGEREF _Toc243083576 \h </w:instrText>
             </w:r>
             <w:r>
               <w:rPr>
@@ -3191,7 +3200,7 @@
           <w:pPr>
             <w:pStyle w:val="TOC1"/>
             <w:tabs>
-              <w:tab w:val="right" w:leader="dot" w:pos="9350"/>
+              <w:tab w:val="right" w:leader="dot" w:pos="8493"/>
             </w:tabs>
             <w:rPr>
               <w:rFonts w:asciiTheme="minorHAnsi" w:eastAsiaTheme="minorEastAsia" w:hAnsiTheme="minorHAnsi" w:cstheme="minorBidi"/>
@@ -3204,7 +3213,7 @@
               <w14:ligatures w14:val="standardContextual"/>
             </w:rPr>
           </w:pPr>
-          <w:hyperlink w:anchor="_Toc243076094" w:history="1">
+          <w:hyperlink w:anchor="_Toc243083577" w:history="1">
             <w:r>
               <w:rPr>
                 <w:rStyle w:val="Hyperlink"/>
@@ -3239,7 +3248,7 @@
                 <w:noProof/>
                 <w:webHidden/>
               </w:rPr>
-              <w:instrText xml:space="preserve"> PAGEREF _Toc243076094 \h </w:instrText>
+              <w:instrText xml:space="preserve"> PAGEREF _Toc243083577 \h </w:instrText>
             </w:r>
             <w:r>
               <w:rPr>
@@ -3259,7 +3268,7 @@
                 <w:noProof/>
                 <w:webHidden/>
               </w:rPr>
-              <w:t>9</w:t>
+              <w:t>1</w:t>
             </w:r>
             <w:r>
               <w:rPr>
@@ -3275,7 +3284,7 @@
             <w:pStyle w:val="TOC2"/>
             <w:tabs>
               <w:tab w:val="left" w:pos="780"/>
-              <w:tab w:val="right" w:leader="dot" w:pos="9350"/>
+              <w:tab w:val="right" w:leader="dot" w:pos="8493"/>
             </w:tabs>
             <w:rPr>
               <w:rFonts w:asciiTheme="minorHAnsi" w:eastAsiaTheme="minorEastAsia" w:hAnsiTheme="minorHAnsi" w:cstheme="minorBidi"/>
@@ -3287,7 +3296,7 @@
               <w14:ligatures w14:val="standardContextual"/>
             </w:rPr>
           </w:pPr>
-          <w:hyperlink w:anchor="_Toc243076095" w:history="1">
+          <w:hyperlink w:anchor="_Toc243083578" w:history="1">
             <w:r>
               <w:rPr>
                 <w:rStyle w:val="Hyperlink"/>
@@ -3334,7 +3343,7 @@
                 <w:noProof/>
                 <w:webHidden/>
               </w:rPr>
-              <w:instrText xml:space="preserve"> PAGEREF _Toc243076095 \h </w:instrText>
+              <w:instrText xml:space="preserve"> PAGEREF _Toc243083578 \h </w:instrText>
             </w:r>
             <w:r>
               <w:rPr>
@@ -3354,7 +3363,7 @@
                 <w:noProof/>
                 <w:webHidden/>
               </w:rPr>
-              <w:t>9</w:t>
+              <w:t>1</w:t>
             </w:r>
             <w:r>
               <w:rPr>
@@ -3370,7 +3379,7 @@
             <w:pStyle w:val="TOC2"/>
             <w:tabs>
               <w:tab w:val="left" w:pos="780"/>
-              <w:tab w:val="right" w:leader="dot" w:pos="9350"/>
+              <w:tab w:val="right" w:leader="dot" w:pos="8493"/>
             </w:tabs>
             <w:rPr>
               <w:rFonts w:asciiTheme="minorHAnsi" w:eastAsiaTheme="minorEastAsia" w:hAnsiTheme="minorHAnsi" w:cstheme="minorBidi"/>
@@ -3382,7 +3391,7 @@
               <w14:ligatures w14:val="standardContextual"/>
             </w:rPr>
           </w:pPr>
-          <w:hyperlink w:anchor="_Toc243076096" w:history="1">
+          <w:hyperlink w:anchor="_Toc243083579" w:history="1">
             <w:r>
               <w:rPr>
                 <w:rStyle w:val="Hyperlink"/>
@@ -3429,7 +3438,7 @@
                 <w:noProof/>
                 <w:webHidden/>
               </w:rPr>
-              <w:instrText xml:space="preserve"> PAGEREF _Toc243076096 \h </w:instrText>
+              <w:instrText xml:space="preserve"> PAGEREF _Toc243083579 \h </w:instrText>
             </w:r>
             <w:r>
               <w:rPr>
@@ -3449,7 +3458,7 @@
                 <w:noProof/>
                 <w:webHidden/>
               </w:rPr>
-              <w:t>10</w:t>
+              <w:t>2</w:t>
             </w:r>
             <w:r>
               <w:rPr>
@@ -3465,7 +3474,7 @@
             <w:pStyle w:val="TOC2"/>
             <w:tabs>
               <w:tab w:val="left" w:pos="780"/>
-              <w:tab w:val="right" w:leader="dot" w:pos="9350"/>
+              <w:tab w:val="right" w:leader="dot" w:pos="8493"/>
             </w:tabs>
             <w:rPr>
               <w:rFonts w:asciiTheme="minorHAnsi" w:eastAsiaTheme="minorEastAsia" w:hAnsiTheme="minorHAnsi" w:cstheme="minorBidi"/>
@@ -3477,7 +3486,7 @@
               <w14:ligatures w14:val="standardContextual"/>
             </w:rPr>
           </w:pPr>
-          <w:hyperlink w:anchor="_Toc243076097" w:history="1">
+          <w:hyperlink w:anchor="_Toc243083580" w:history="1">
             <w:r>
               <w:rPr>
                 <w:rStyle w:val="Hyperlink"/>
@@ -3524,7 +3533,7 @@
                 <w:noProof/>
                 <w:webHidden/>
               </w:rPr>
-              <w:instrText xml:space="preserve"> PAGEREF _Toc243076097 \h </w:instrText>
+              <w:instrText xml:space="preserve"> PAGEREF _Toc243083580 \h </w:instrText>
             </w:r>
             <w:r>
               <w:rPr>
@@ -3544,7 +3553,7 @@
                 <w:noProof/>
                 <w:webHidden/>
               </w:rPr>
-              <w:t>10</w:t>
+              <w:t>2</w:t>
             </w:r>
             <w:r>
               <w:rPr>
@@ -3559,7 +3568,7 @@
           <w:pPr>
             <w:pStyle w:val="TOC1"/>
             <w:tabs>
-              <w:tab w:val="right" w:leader="dot" w:pos="9350"/>
+              <w:tab w:val="right" w:leader="dot" w:pos="8493"/>
             </w:tabs>
             <w:rPr>
               <w:rFonts w:asciiTheme="minorHAnsi" w:eastAsiaTheme="minorEastAsia" w:hAnsiTheme="minorHAnsi" w:cstheme="minorBidi"/>
@@ -3572,7 +3581,7 @@
               <w14:ligatures w14:val="standardContextual"/>
             </w:rPr>
           </w:pPr>
-          <w:hyperlink w:anchor="_Toc243076098" w:history="1">
+          <w:hyperlink w:anchor="_Toc243083581" w:history="1">
             <w:r>
               <w:rPr>
                 <w:rStyle w:val="Hyperlink"/>
@@ -3607,7 +3616,7 @@
                 <w:noProof/>
                 <w:webHidden/>
               </w:rPr>
-              <w:instrText xml:space="preserve"> PAGEREF _Toc243076098 \h </w:instrText>
+              <w:instrText xml:space="preserve"> PAGEREF _Toc243083581 \h </w:instrText>
             </w:r>
             <w:r>
               <w:rPr>
@@ -3627,7 +3636,7 @@
                 <w:noProof/>
                 <w:webHidden/>
               </w:rPr>
-              <w:t>13</w:t>
+              <w:t>5</w:t>
             </w:r>
             <w:r>
               <w:rPr>
@@ -3643,7 +3652,7 @@
             <w:pStyle w:val="TOC2"/>
             <w:tabs>
               <w:tab w:val="left" w:pos="780"/>
-              <w:tab w:val="right" w:leader="dot" w:pos="9350"/>
+              <w:tab w:val="right" w:leader="dot" w:pos="8493"/>
             </w:tabs>
             <w:rPr>
               <w:rFonts w:asciiTheme="minorHAnsi" w:eastAsiaTheme="minorEastAsia" w:hAnsiTheme="minorHAnsi" w:cstheme="minorBidi"/>
@@ -3655,7 +3664,7 @@
               <w14:ligatures w14:val="standardContextual"/>
             </w:rPr>
           </w:pPr>
-          <w:hyperlink w:anchor="_Toc243076099" w:history="1">
+          <w:hyperlink w:anchor="_Toc243083582" w:history="1">
             <w:r>
               <w:rPr>
                 <w:rStyle w:val="Hyperlink"/>
@@ -3702,7 +3711,7 @@
                 <w:noProof/>
                 <w:webHidden/>
               </w:rPr>
-              <w:instrText xml:space="preserve"> PAGEREF _Toc243076099 \h </w:instrText>
+              <w:instrText xml:space="preserve"> PAGEREF _Toc243083582 \h </w:instrText>
             </w:r>
             <w:r>
               <w:rPr>
@@ -3722,7 +3731,7 @@
                 <w:noProof/>
                 <w:webHidden/>
               </w:rPr>
-              <w:t>13</w:t>
+              <w:t>5</w:t>
             </w:r>
             <w:r>
               <w:rPr>
@@ -3738,7 +3747,7 @@
             <w:pStyle w:val="TOC2"/>
             <w:tabs>
               <w:tab w:val="left" w:pos="780"/>
-              <w:tab w:val="right" w:leader="dot" w:pos="9350"/>
+              <w:tab w:val="right" w:leader="dot" w:pos="8493"/>
             </w:tabs>
             <w:rPr>
               <w:rFonts w:asciiTheme="minorHAnsi" w:eastAsiaTheme="minorEastAsia" w:hAnsiTheme="minorHAnsi" w:cstheme="minorBidi"/>
@@ -3750,7 +3759,7 @@
               <w14:ligatures w14:val="standardContextual"/>
             </w:rPr>
           </w:pPr>
-          <w:hyperlink w:anchor="_Toc243076100" w:history="1">
+          <w:hyperlink w:anchor="_Toc243083583" w:history="1">
             <w:r>
               <w:rPr>
                 <w:rStyle w:val="Hyperlink"/>
@@ -3797,7 +3806,7 @@
                 <w:noProof/>
                 <w:webHidden/>
               </w:rPr>
-              <w:instrText xml:space="preserve"> PAGEREF _Toc243076100 \h </w:instrText>
+              <w:instrText xml:space="preserve"> PAGEREF _Toc243083583 \h </w:instrText>
             </w:r>
             <w:r>
               <w:rPr>
@@ -3817,7 +3826,7 @@
                 <w:noProof/>
                 <w:webHidden/>
               </w:rPr>
-              <w:t>13</w:t>
+              <w:t>6</w:t>
             </w:r>
             <w:r>
               <w:rPr>
@@ -3833,7 +3842,7 @@
             <w:pStyle w:val="TOC2"/>
             <w:tabs>
               <w:tab w:val="left" w:pos="780"/>
-              <w:tab w:val="right" w:leader="dot" w:pos="9350"/>
+              <w:tab w:val="right" w:leader="dot" w:pos="8493"/>
             </w:tabs>
             <w:rPr>
               <w:rFonts w:asciiTheme="minorHAnsi" w:eastAsiaTheme="minorEastAsia" w:hAnsiTheme="minorHAnsi" w:cstheme="minorBidi"/>
@@ -3845,7 +3854,7 @@
               <w14:ligatures w14:val="standardContextual"/>
             </w:rPr>
           </w:pPr>
-          <w:hyperlink w:anchor="_Toc243076101" w:history="1">
+          <w:hyperlink w:anchor="_Toc243083584" w:history="1">
             <w:r>
               <w:rPr>
                 <w:rStyle w:val="Hyperlink"/>
@@ -3892,7 +3901,7 @@
                 <w:noProof/>
                 <w:webHidden/>
               </w:rPr>
-              <w:instrText xml:space="preserve"> PAGEREF _Toc243076101 \h </w:instrText>
+              <w:instrText xml:space="preserve"> PAGEREF _Toc243083584 \h </w:instrText>
             </w:r>
             <w:r>
               <w:rPr>
@@ -3912,7 +3921,7 @@
                 <w:noProof/>
                 <w:webHidden/>
               </w:rPr>
-              <w:t>14</w:t>
+              <w:t>6</w:t>
             </w:r>
             <w:r>
               <w:rPr>
@@ -3928,7 +3937,7 @@
             <w:pStyle w:val="TOC3"/>
             <w:tabs>
               <w:tab w:val="left" w:pos="1680"/>
-              <w:tab w:val="right" w:leader="dot" w:pos="9350"/>
+              <w:tab w:val="right" w:leader="dot" w:pos="8493"/>
             </w:tabs>
             <w:rPr>
               <w:rFonts w:asciiTheme="minorHAnsi" w:eastAsiaTheme="minorEastAsia" w:hAnsiTheme="minorHAnsi" w:cstheme="minorBidi"/>
@@ -3940,7 +3949,7 @@
               <w14:ligatures w14:val="standardContextual"/>
             </w:rPr>
           </w:pPr>
-          <w:hyperlink w:anchor="_Toc243076102" w:history="1">
+          <w:hyperlink w:anchor="_Toc243083585" w:history="1">
             <w:r>
               <w:rPr>
                 <w:rStyle w:val="Hyperlink"/>
@@ -3993,7 +4002,7 @@
                 <w:noProof/>
                 <w:webHidden/>
               </w:rPr>
-              <w:instrText xml:space="preserve"> PAGEREF _Toc243076102 \h </w:instrText>
+              <w:instrText xml:space="preserve"> PAGEREF _Toc243083585 \h </w:instrText>
             </w:r>
             <w:r>
               <w:rPr>
@@ -4013,7 +4022,7 @@
                 <w:noProof/>
                 <w:webHidden/>
               </w:rPr>
-              <w:t>14</w:t>
+              <w:t>6</w:t>
             </w:r>
             <w:r>
               <w:rPr>
@@ -4029,7 +4038,7 @@
             <w:pStyle w:val="TOC3"/>
             <w:tabs>
               <w:tab w:val="left" w:pos="1680"/>
-              <w:tab w:val="right" w:leader="dot" w:pos="9350"/>
+              <w:tab w:val="right" w:leader="dot" w:pos="8493"/>
             </w:tabs>
             <w:rPr>
               <w:rFonts w:asciiTheme="minorHAnsi" w:eastAsiaTheme="minorEastAsia" w:hAnsiTheme="minorHAnsi" w:cstheme="minorBidi"/>
@@ -4041,7 +4050,7 @@
               <w14:ligatures w14:val="standardContextual"/>
             </w:rPr>
           </w:pPr>
-          <w:hyperlink w:anchor="_Toc243076103" w:history="1">
+          <w:hyperlink w:anchor="_Toc243083586" w:history="1">
             <w:r>
               <w:rPr>
                 <w:rStyle w:val="Hyperlink"/>
@@ -4094,7 +4103,7 @@
                 <w:noProof/>
                 <w:webHidden/>
               </w:rPr>
-              <w:instrText xml:space="preserve"> PAGEREF _Toc243076103 \h </w:instrText>
+              <w:instrText xml:space="preserve"> PAGEREF _Toc243083586 \h </w:instrText>
             </w:r>
             <w:r>
               <w:rPr>
@@ -4114,7 +4123,7 @@
                 <w:noProof/>
                 <w:webHidden/>
               </w:rPr>
-              <w:t>14</w:t>
+              <w:t>7</w:t>
             </w:r>
             <w:r>
               <w:rPr>
@@ -4130,7 +4139,7 @@
             <w:pStyle w:val="TOC3"/>
             <w:tabs>
               <w:tab w:val="left" w:pos="1680"/>
-              <w:tab w:val="right" w:leader="dot" w:pos="9350"/>
+              <w:tab w:val="right" w:leader="dot" w:pos="8493"/>
             </w:tabs>
             <w:rPr>
               <w:rFonts w:asciiTheme="minorHAnsi" w:eastAsiaTheme="minorEastAsia" w:hAnsiTheme="minorHAnsi" w:cstheme="minorBidi"/>
@@ -4142,7 +4151,7 @@
               <w14:ligatures w14:val="standardContextual"/>
             </w:rPr>
           </w:pPr>
-          <w:hyperlink w:anchor="_Toc243076104" w:history="1">
+          <w:hyperlink w:anchor="_Toc243083587" w:history="1">
             <w:r>
               <w:rPr>
                 <w:rStyle w:val="Hyperlink"/>
@@ -4195,7 +4204,7 @@
                 <w:noProof/>
                 <w:webHidden/>
               </w:rPr>
-              <w:instrText xml:space="preserve"> PAGEREF _Toc243076104 \h </w:instrText>
+              <w:instrText xml:space="preserve"> PAGEREF _Toc243083587 \h </w:instrText>
             </w:r>
             <w:r>
               <w:rPr>
@@ -4215,7 +4224,7 @@
                 <w:noProof/>
                 <w:webHidden/>
               </w:rPr>
-              <w:t>15</w:t>
+              <w:t>7</w:t>
             </w:r>
             <w:r>
               <w:rPr>
@@ -4231,7 +4240,7 @@
             <w:pStyle w:val="TOC2"/>
             <w:tabs>
               <w:tab w:val="left" w:pos="780"/>
-              <w:tab w:val="right" w:leader="dot" w:pos="9350"/>
+              <w:tab w:val="right" w:leader="dot" w:pos="8493"/>
             </w:tabs>
             <w:rPr>
               <w:rFonts w:asciiTheme="minorHAnsi" w:eastAsiaTheme="minorEastAsia" w:hAnsiTheme="minorHAnsi" w:cstheme="minorBidi"/>
@@ -4243,7 +4252,7 @@
               <w14:ligatures w14:val="standardContextual"/>
             </w:rPr>
           </w:pPr>
-          <w:hyperlink w:anchor="_Toc243076105" w:history="1">
+          <w:hyperlink w:anchor="_Toc243083588" w:history="1">
             <w:r>
               <w:rPr>
                 <w:rStyle w:val="Hyperlink"/>
@@ -4290,7 +4299,7 @@
                 <w:noProof/>
                 <w:webHidden/>
               </w:rPr>
-              <w:instrText xml:space="preserve"> PAGEREF _Toc243076105 \h </w:instrText>
+              <w:instrText xml:space="preserve"> PAGEREF _Toc243083588 \h </w:instrText>
             </w:r>
             <w:r>
               <w:rPr>
@@ -4310,7 +4319,7 @@
                 <w:noProof/>
                 <w:webHidden/>
               </w:rPr>
-              <w:t>15</w:t>
+              <w:t>7</w:t>
             </w:r>
             <w:r>
               <w:rPr>
@@ -4326,7 +4335,7 @@
             <w:pStyle w:val="TOC3"/>
             <w:tabs>
               <w:tab w:val="left" w:pos="1680"/>
-              <w:tab w:val="right" w:leader="dot" w:pos="9350"/>
+              <w:tab w:val="right" w:leader="dot" w:pos="8493"/>
             </w:tabs>
             <w:rPr>
               <w:rFonts w:asciiTheme="minorHAnsi" w:eastAsiaTheme="minorEastAsia" w:hAnsiTheme="minorHAnsi" w:cstheme="minorBidi"/>
@@ -4338,7 +4347,7 @@
               <w14:ligatures w14:val="standardContextual"/>
             </w:rPr>
           </w:pPr>
-          <w:hyperlink w:anchor="_Toc243076106" w:history="1">
+          <w:hyperlink w:anchor="_Toc243083589" w:history="1">
             <w:r>
               <w:rPr>
                 <w:rStyle w:val="Hyperlink"/>
@@ -4391,7 +4400,7 @@
                 <w:noProof/>
                 <w:webHidden/>
               </w:rPr>
-              <w:instrText xml:space="preserve"> PAGEREF _Toc243076106 \h </w:instrText>
+              <w:instrText xml:space="preserve"> PAGEREF _Toc243083589 \h </w:instrText>
             </w:r>
             <w:r>
               <w:rPr>
@@ -4411,7 +4420,7 @@
                 <w:noProof/>
                 <w:webHidden/>
               </w:rPr>
-              <w:t>15</w:t>
+              <w:t>7</w:t>
             </w:r>
             <w:r>
               <w:rPr>
@@ -4427,7 +4436,7 @@
             <w:pStyle w:val="TOC3"/>
             <w:tabs>
               <w:tab w:val="left" w:pos="1680"/>
-              <w:tab w:val="right" w:leader="dot" w:pos="9350"/>
+              <w:tab w:val="right" w:leader="dot" w:pos="8493"/>
             </w:tabs>
             <w:rPr>
               <w:rFonts w:asciiTheme="minorHAnsi" w:eastAsiaTheme="minorEastAsia" w:hAnsiTheme="minorHAnsi" w:cstheme="minorBidi"/>
@@ -4439,7 +4448,7 @@
               <w14:ligatures w14:val="standardContextual"/>
             </w:rPr>
           </w:pPr>
-          <w:hyperlink w:anchor="_Toc243076107" w:history="1">
+          <w:hyperlink w:anchor="_Toc243083590" w:history="1">
             <w:r>
               <w:rPr>
                 <w:rStyle w:val="Hyperlink"/>
@@ -4492,7 +4501,7 @@
                 <w:noProof/>
                 <w:webHidden/>
               </w:rPr>
-              <w:instrText xml:space="preserve"> PAGEREF _Toc243076107 \h </w:instrText>
+              <w:instrText xml:space="preserve"> PAGEREF _Toc243083590 \h </w:instrText>
             </w:r>
             <w:r>
               <w:rPr>
@@ -4512,7 +4521,7 @@
                 <w:noProof/>
                 <w:webHidden/>
               </w:rPr>
-              <w:t>18</w:t>
+              <w:t>11</w:t>
             </w:r>
             <w:r>
               <w:rPr>
@@ -4528,7 +4537,7 @@
             <w:pStyle w:val="TOC3"/>
             <w:tabs>
               <w:tab w:val="left" w:pos="1680"/>
-              <w:tab w:val="right" w:leader="dot" w:pos="9350"/>
+              <w:tab w:val="right" w:leader="dot" w:pos="8493"/>
             </w:tabs>
             <w:rPr>
               <w:rFonts w:asciiTheme="minorHAnsi" w:eastAsiaTheme="minorEastAsia" w:hAnsiTheme="minorHAnsi" w:cstheme="minorBidi"/>
@@ -4540,7 +4549,7 @@
               <w14:ligatures w14:val="standardContextual"/>
             </w:rPr>
           </w:pPr>
-          <w:hyperlink w:anchor="_Toc243076108" w:history="1">
+          <w:hyperlink w:anchor="_Toc243083591" w:history="1">
             <w:r>
               <w:rPr>
                 <w:rStyle w:val="Hyperlink"/>
@@ -4593,7 +4602,7 @@
                 <w:noProof/>
                 <w:webHidden/>
               </w:rPr>
-              <w:instrText xml:space="preserve"> PAGEREF _Toc243076108 \h </w:instrText>
+              <w:instrText xml:space="preserve"> PAGEREF _Toc243083591 \h </w:instrText>
             </w:r>
             <w:r>
               <w:rPr>
@@ -4613,7 +4622,7 @@
                 <w:noProof/>
                 <w:webHidden/>
               </w:rPr>
-              <w:t>19</w:t>
+              <w:t>11</w:t>
             </w:r>
             <w:r>
               <w:rPr>
@@ -4629,7 +4638,7 @@
             <w:pStyle w:val="TOC3"/>
             <w:tabs>
               <w:tab w:val="left" w:pos="1680"/>
-              <w:tab w:val="right" w:leader="dot" w:pos="9350"/>
+              <w:tab w:val="right" w:leader="dot" w:pos="8493"/>
             </w:tabs>
             <w:rPr>
               <w:rFonts w:asciiTheme="minorHAnsi" w:eastAsiaTheme="minorEastAsia" w:hAnsiTheme="minorHAnsi" w:cstheme="minorBidi"/>
@@ -4641,7 +4650,7 @@
               <w14:ligatures w14:val="standardContextual"/>
             </w:rPr>
           </w:pPr>
-          <w:hyperlink w:anchor="_Toc243076109" w:history="1">
+          <w:hyperlink w:anchor="_Toc243083592" w:history="1">
             <w:r>
               <w:rPr>
                 <w:rStyle w:val="Hyperlink"/>
@@ -4694,7 +4703,7 @@
                 <w:noProof/>
                 <w:webHidden/>
               </w:rPr>
-              <w:instrText xml:space="preserve"> PAGEREF _Toc243076109 \h </w:instrText>
+              <w:instrText xml:space="preserve"> PAGEREF _Toc243083592 \h </w:instrText>
             </w:r>
             <w:r>
               <w:rPr>
@@ -4714,7 +4723,7 @@
                 <w:noProof/>
                 <w:webHidden/>
               </w:rPr>
-              <w:t>21</w:t>
+              <w:t>13</w:t>
             </w:r>
             <w:r>
               <w:rPr>
@@ -4730,7 +4739,7 @@
             <w:pStyle w:val="TOC3"/>
             <w:tabs>
               <w:tab w:val="left" w:pos="1680"/>
-              <w:tab w:val="right" w:leader="dot" w:pos="9350"/>
+              <w:tab w:val="right" w:leader="dot" w:pos="8493"/>
             </w:tabs>
             <w:rPr>
               <w:rFonts w:asciiTheme="minorHAnsi" w:eastAsiaTheme="minorEastAsia" w:hAnsiTheme="minorHAnsi" w:cstheme="minorBidi"/>
@@ -4742,7 +4751,7 @@
               <w14:ligatures w14:val="standardContextual"/>
             </w:rPr>
           </w:pPr>
-          <w:hyperlink w:anchor="_Toc243076110" w:history="1">
+          <w:hyperlink w:anchor="_Toc243083593" w:history="1">
             <w:r>
               <w:rPr>
                 <w:rStyle w:val="Hyperlink"/>
@@ -4795,7 +4804,7 @@
                 <w:noProof/>
                 <w:webHidden/>
               </w:rPr>
-              <w:instrText xml:space="preserve"> PAGEREF _Toc243076110 \h </w:instrText>
+              <w:instrText xml:space="preserve"> PAGEREF _Toc243083593 \h </w:instrText>
             </w:r>
             <w:r>
               <w:rPr>
@@ -4815,7 +4824,7 @@
                 <w:noProof/>
                 <w:webHidden/>
               </w:rPr>
-              <w:t>22</w:t>
+              <w:t>14</w:t>
             </w:r>
             <w:r>
               <w:rPr>
@@ -4831,7 +4840,7 @@
             <w:pStyle w:val="TOC2"/>
             <w:tabs>
               <w:tab w:val="left" w:pos="780"/>
-              <w:tab w:val="right" w:leader="dot" w:pos="9350"/>
+              <w:tab w:val="right" w:leader="dot" w:pos="8493"/>
             </w:tabs>
             <w:rPr>
               <w:rFonts w:asciiTheme="minorHAnsi" w:eastAsiaTheme="minorEastAsia" w:hAnsiTheme="minorHAnsi" w:cstheme="minorBidi"/>
@@ -4843,7 +4852,7 @@
               <w14:ligatures w14:val="standardContextual"/>
             </w:rPr>
           </w:pPr>
-          <w:hyperlink w:anchor="_Toc243076111" w:history="1">
+          <w:hyperlink w:anchor="_Toc243083594" w:history="1">
             <w:r>
               <w:rPr>
                 <w:rStyle w:val="Hyperlink"/>
@@ -4890,7 +4899,7 @@
                 <w:noProof/>
                 <w:webHidden/>
               </w:rPr>
-              <w:instrText xml:space="preserve"> PAGEREF _Toc243076111 \h </w:instrText>
+              <w:instrText xml:space="preserve"> PAGEREF _Toc243083594 \h </w:instrText>
             </w:r>
             <w:r>
               <w:rPr>
@@ -4910,7 +4919,7 @@
                 <w:noProof/>
                 <w:webHidden/>
               </w:rPr>
-              <w:t>24</w:t>
+              <w:t>16</w:t>
             </w:r>
             <w:r>
               <w:rPr>
@@ -4926,7 +4935,7 @@
             <w:pStyle w:val="TOC3"/>
             <w:tabs>
               <w:tab w:val="left" w:pos="1680"/>
-              <w:tab w:val="right" w:leader="dot" w:pos="9350"/>
+              <w:tab w:val="right" w:leader="dot" w:pos="8493"/>
             </w:tabs>
             <w:rPr>
               <w:rFonts w:asciiTheme="minorHAnsi" w:eastAsiaTheme="minorEastAsia" w:hAnsiTheme="minorHAnsi" w:cstheme="minorBidi"/>
@@ -4938,7 +4947,7 @@
               <w14:ligatures w14:val="standardContextual"/>
             </w:rPr>
           </w:pPr>
-          <w:hyperlink w:anchor="_Toc243076112" w:history="1">
+          <w:hyperlink w:anchor="_Toc243083595" w:history="1">
             <w:r>
               <w:rPr>
                 <w:rStyle w:val="Hyperlink"/>
@@ -4991,7 +5000,7 @@
                 <w:noProof/>
                 <w:webHidden/>
               </w:rPr>
-              <w:instrText xml:space="preserve"> PAGEREF _Toc243076112 \h </w:instrText>
+              <w:instrText xml:space="preserve"> PAGEREF _Toc243083595 \h </w:instrText>
             </w:r>
             <w:r>
               <w:rPr>
@@ -5011,7 +5020,7 @@
                 <w:noProof/>
                 <w:webHidden/>
               </w:rPr>
-              <w:t>24</w:t>
+              <w:t>16</w:t>
             </w:r>
             <w:r>
               <w:rPr>
@@ -5027,7 +5036,7 @@
             <w:pStyle w:val="TOC3"/>
             <w:tabs>
               <w:tab w:val="left" w:pos="1680"/>
-              <w:tab w:val="right" w:leader="dot" w:pos="9350"/>
+              <w:tab w:val="right" w:leader="dot" w:pos="8493"/>
             </w:tabs>
             <w:rPr>
               <w:rFonts w:asciiTheme="minorHAnsi" w:eastAsiaTheme="minorEastAsia" w:hAnsiTheme="minorHAnsi" w:cstheme="minorBidi"/>
@@ -5039,7 +5048,7 @@
               <w14:ligatures w14:val="standardContextual"/>
             </w:rPr>
           </w:pPr>
-          <w:hyperlink w:anchor="_Toc243076113" w:history="1">
+          <w:hyperlink w:anchor="_Toc243083596" w:history="1">
             <w:r>
               <w:rPr>
                 <w:rStyle w:val="Hyperlink"/>
@@ -5092,7 +5101,7 @@
                 <w:noProof/>
                 <w:webHidden/>
               </w:rPr>
-              <w:instrText xml:space="preserve"> PAGEREF _Toc243076113 \h </w:instrText>
+              <w:instrText xml:space="preserve"> PAGEREF _Toc243083596 \h </w:instrText>
             </w:r>
             <w:r>
               <w:rPr>
@@ -5112,7 +5121,7 @@
                 <w:noProof/>
                 <w:webHidden/>
               </w:rPr>
-              <w:t>25</w:t>
+              <w:t>17</w:t>
             </w:r>
             <w:r>
               <w:rPr>
@@ -5128,7 +5137,7 @@
             <w:pStyle w:val="TOC3"/>
             <w:tabs>
               <w:tab w:val="left" w:pos="1680"/>
-              <w:tab w:val="right" w:leader="dot" w:pos="9350"/>
+              <w:tab w:val="right" w:leader="dot" w:pos="8493"/>
             </w:tabs>
             <w:rPr>
               <w:rFonts w:asciiTheme="minorHAnsi" w:eastAsiaTheme="minorEastAsia" w:hAnsiTheme="minorHAnsi" w:cstheme="minorBidi"/>
@@ -5140,7 +5149,7 @@
               <w14:ligatures w14:val="standardContextual"/>
             </w:rPr>
           </w:pPr>
-          <w:hyperlink w:anchor="_Toc243076114" w:history="1">
+          <w:hyperlink w:anchor="_Toc243083597" w:history="1">
             <w:r>
               <w:rPr>
                 <w:rStyle w:val="Hyperlink"/>
@@ -5193,7 +5202,7 @@
                 <w:noProof/>
                 <w:webHidden/>
               </w:rPr>
-              <w:instrText xml:space="preserve"> PAGEREF _Toc243076114 \h </w:instrText>
+              <w:instrText xml:space="preserve"> PAGEREF _Toc243083597 \h </w:instrText>
             </w:r>
             <w:r>
               <w:rPr>
@@ -5213,7 +5222,7 @@
                 <w:noProof/>
                 <w:webHidden/>
               </w:rPr>
-              <w:t>25</w:t>
+              <w:t>17</w:t>
             </w:r>
             <w:r>
               <w:rPr>
@@ -5229,7 +5238,7 @@
             <w:pStyle w:val="TOC3"/>
             <w:tabs>
               <w:tab w:val="left" w:pos="1680"/>
-              <w:tab w:val="right" w:leader="dot" w:pos="9350"/>
+              <w:tab w:val="right" w:leader="dot" w:pos="8493"/>
             </w:tabs>
             <w:rPr>
               <w:rFonts w:asciiTheme="minorHAnsi" w:eastAsiaTheme="minorEastAsia" w:hAnsiTheme="minorHAnsi" w:cstheme="minorBidi"/>
@@ -5241,7 +5250,7 @@
               <w14:ligatures w14:val="standardContextual"/>
             </w:rPr>
           </w:pPr>
-          <w:hyperlink w:anchor="_Toc243076115" w:history="1">
+          <w:hyperlink w:anchor="_Toc243083598" w:history="1">
             <w:r>
               <w:rPr>
                 <w:rStyle w:val="Hyperlink"/>
@@ -5294,7 +5303,7 @@
                 <w:noProof/>
                 <w:webHidden/>
               </w:rPr>
-              <w:instrText xml:space="preserve"> PAGEREF _Toc243076115 \h </w:instrText>
+              <w:instrText xml:space="preserve"> PAGEREF _Toc243083598 \h </w:instrText>
             </w:r>
             <w:r>
               <w:rPr>
@@ -5314,7 +5323,7 @@
                 <w:noProof/>
                 <w:webHidden/>
               </w:rPr>
-              <w:t>26</w:t>
+              <w:t>18</w:t>
             </w:r>
             <w:r>
               <w:rPr>
@@ -5330,7 +5339,7 @@
             <w:pStyle w:val="TOC3"/>
             <w:tabs>
               <w:tab w:val="left" w:pos="1680"/>
-              <w:tab w:val="right" w:leader="dot" w:pos="9350"/>
+              <w:tab w:val="right" w:leader="dot" w:pos="8493"/>
             </w:tabs>
             <w:rPr>
               <w:rFonts w:asciiTheme="minorHAnsi" w:eastAsiaTheme="minorEastAsia" w:hAnsiTheme="minorHAnsi" w:cstheme="minorBidi"/>
@@ -5342,7 +5351,7 @@
               <w14:ligatures w14:val="standardContextual"/>
             </w:rPr>
           </w:pPr>
-          <w:hyperlink w:anchor="_Toc243076116" w:history="1">
+          <w:hyperlink w:anchor="_Toc243083599" w:history="1">
             <w:r>
               <w:rPr>
                 <w:rStyle w:val="Hyperlink"/>
@@ -5395,7 +5404,7 @@
                 <w:noProof/>
                 <w:webHidden/>
               </w:rPr>
-              <w:instrText xml:space="preserve"> PAGEREF _Toc243076116 \h </w:instrText>
+              <w:instrText xml:space="preserve"> PAGEREF _Toc243083599 \h </w:instrText>
             </w:r>
             <w:r>
               <w:rPr>
@@ -5415,7 +5424,7 @@
                 <w:noProof/>
                 <w:webHidden/>
               </w:rPr>
-              <w:t>27</w:t>
+              <w:t>19</w:t>
             </w:r>
             <w:r>
               <w:rPr>
@@ -5431,7 +5440,7 @@
             <w:pStyle w:val="TOC3"/>
             <w:tabs>
               <w:tab w:val="left" w:pos="1680"/>
-              <w:tab w:val="right" w:leader="dot" w:pos="9350"/>
+              <w:tab w:val="right" w:leader="dot" w:pos="8493"/>
             </w:tabs>
             <w:rPr>
               <w:rFonts w:asciiTheme="minorHAnsi" w:eastAsiaTheme="minorEastAsia" w:hAnsiTheme="minorHAnsi" w:cstheme="minorBidi"/>
@@ -5443,7 +5452,7 @@
               <w14:ligatures w14:val="standardContextual"/>
             </w:rPr>
           </w:pPr>
-          <w:hyperlink w:anchor="_Toc243076117" w:history="1">
+          <w:hyperlink w:anchor="_Toc243083600" w:history="1">
             <w:r>
               <w:rPr>
                 <w:rStyle w:val="Hyperlink"/>
@@ -5496,7 +5505,7 @@
                 <w:noProof/>
                 <w:webHidden/>
               </w:rPr>
-              <w:instrText xml:space="preserve"> PAGEREF _Toc243076117 \h </w:instrText>
+              <w:instrText xml:space="preserve"> PAGEREF _Toc243083600 \h </w:instrText>
             </w:r>
             <w:r>
               <w:rPr>
@@ -5516,7 +5525,7 @@
                 <w:noProof/>
                 <w:webHidden/>
               </w:rPr>
-              <w:t>27</w:t>
+              <w:t>19</w:t>
             </w:r>
             <w:r>
               <w:rPr>
@@ -5532,7 +5541,7 @@
             <w:pStyle w:val="TOC2"/>
             <w:tabs>
               <w:tab w:val="left" w:pos="780"/>
-              <w:tab w:val="right" w:leader="dot" w:pos="9350"/>
+              <w:tab w:val="right" w:leader="dot" w:pos="8493"/>
             </w:tabs>
             <w:rPr>
               <w:rFonts w:asciiTheme="minorHAnsi" w:eastAsiaTheme="minorEastAsia" w:hAnsiTheme="minorHAnsi" w:cstheme="minorBidi"/>
@@ -5544,7 +5553,7 @@
               <w14:ligatures w14:val="standardContextual"/>
             </w:rPr>
           </w:pPr>
-          <w:hyperlink w:anchor="_Toc243076118" w:history="1">
+          <w:hyperlink w:anchor="_Toc243083601" w:history="1">
             <w:r>
               <w:rPr>
                 <w:rStyle w:val="Hyperlink"/>
@@ -5591,7 +5600,7 @@
                 <w:noProof/>
                 <w:webHidden/>
               </w:rPr>
-              <w:instrText xml:space="preserve"> PAGEREF _Toc243076118 \h </w:instrText>
+              <w:instrText xml:space="preserve"> PAGEREF _Toc243083601 \h </w:instrText>
             </w:r>
             <w:r>
               <w:rPr>
@@ -5611,7 +5620,7 @@
                 <w:noProof/>
                 <w:webHidden/>
               </w:rPr>
-              <w:t>28</w:t>
+              <w:t>20</w:t>
             </w:r>
             <w:r>
               <w:rPr>
@@ -5627,7 +5636,7 @@
             <w:pStyle w:val="TOC3"/>
             <w:tabs>
               <w:tab w:val="left" w:pos="1680"/>
-              <w:tab w:val="right" w:leader="dot" w:pos="9350"/>
+              <w:tab w:val="right" w:leader="dot" w:pos="8493"/>
             </w:tabs>
             <w:rPr>
               <w:rFonts w:asciiTheme="minorHAnsi" w:eastAsiaTheme="minorEastAsia" w:hAnsiTheme="minorHAnsi" w:cstheme="minorBidi"/>
@@ -5639,7 +5648,7 @@
               <w14:ligatures w14:val="standardContextual"/>
             </w:rPr>
           </w:pPr>
-          <w:hyperlink w:anchor="_Toc243076119" w:history="1">
+          <w:hyperlink w:anchor="_Toc243083602" w:history="1">
             <w:r>
               <w:rPr>
                 <w:rStyle w:val="Hyperlink"/>
@@ -5692,7 +5701,7 @@
                 <w:noProof/>
                 <w:webHidden/>
               </w:rPr>
-              <w:instrText xml:space="preserve"> PAGEREF _Toc243076119 \h </w:instrText>
+              <w:instrText xml:space="preserve"> PAGEREF _Toc243083602 \h </w:instrText>
             </w:r>
             <w:r>
               <w:rPr>
@@ -5712,7 +5721,7 @@
                 <w:noProof/>
                 <w:webHidden/>
               </w:rPr>
-              <w:t>28</w:t>
+              <w:t>20</w:t>
             </w:r>
             <w:r>
               <w:rPr>
@@ -5728,7 +5737,7 @@
             <w:pStyle w:val="TOC3"/>
             <w:tabs>
               <w:tab w:val="left" w:pos="1680"/>
-              <w:tab w:val="right" w:leader="dot" w:pos="9350"/>
+              <w:tab w:val="right" w:leader="dot" w:pos="8493"/>
             </w:tabs>
             <w:rPr>
               <w:rFonts w:asciiTheme="minorHAnsi" w:eastAsiaTheme="minorEastAsia" w:hAnsiTheme="minorHAnsi" w:cstheme="minorBidi"/>
@@ -5740,7 +5749,7 @@
               <w14:ligatures w14:val="standardContextual"/>
             </w:rPr>
           </w:pPr>
-          <w:hyperlink w:anchor="_Toc243076120" w:history="1">
+          <w:hyperlink w:anchor="_Toc243083603" w:history="1">
             <w:r>
               <w:rPr>
                 <w:rStyle w:val="Hyperlink"/>
@@ -5793,7 +5802,7 @@
                 <w:noProof/>
                 <w:webHidden/>
               </w:rPr>
-              <w:instrText xml:space="preserve"> PAGEREF _Toc243076120 \h </w:instrText>
+              <w:instrText xml:space="preserve"> PAGEREF _Toc243083603 \h </w:instrText>
             </w:r>
             <w:r>
               <w:rPr>
@@ -5813,7 +5822,7 @@
                 <w:noProof/>
                 <w:webHidden/>
               </w:rPr>
-              <w:t>28</w:t>
+              <w:t>20</w:t>
             </w:r>
             <w:r>
               <w:rPr>
@@ -5829,7 +5838,7 @@
             <w:pStyle w:val="TOC3"/>
             <w:tabs>
               <w:tab w:val="left" w:pos="1680"/>
-              <w:tab w:val="right" w:leader="dot" w:pos="9350"/>
+              <w:tab w:val="right" w:leader="dot" w:pos="8493"/>
             </w:tabs>
             <w:rPr>
               <w:rFonts w:asciiTheme="minorHAnsi" w:eastAsiaTheme="minorEastAsia" w:hAnsiTheme="minorHAnsi" w:cstheme="minorBidi"/>
@@ -5841,7 +5850,7 @@
               <w14:ligatures w14:val="standardContextual"/>
             </w:rPr>
           </w:pPr>
-          <w:hyperlink w:anchor="_Toc243076121" w:history="1">
+          <w:hyperlink w:anchor="_Toc243083604" w:history="1">
             <w:r>
               <w:rPr>
                 <w:rStyle w:val="Hyperlink"/>
@@ -5894,7 +5903,7 @@
                 <w:noProof/>
                 <w:webHidden/>
               </w:rPr>
-              <w:instrText xml:space="preserve"> PAGEREF _Toc243076121 \h </w:instrText>
+              <w:instrText xml:space="preserve"> PAGEREF _Toc243083604 \h </w:instrText>
             </w:r>
             <w:r>
               <w:rPr>
@@ -5914,7 +5923,7 @@
                 <w:noProof/>
                 <w:webHidden/>
               </w:rPr>
-              <w:t>29</w:t>
+              <w:t>21</w:t>
             </w:r>
             <w:r>
               <w:rPr>
@@ -5929,7 +5938,7 @@
           <w:pPr>
             <w:pStyle w:val="TOC1"/>
             <w:tabs>
-              <w:tab w:val="right" w:leader="dot" w:pos="9350"/>
+              <w:tab w:val="right" w:leader="dot" w:pos="8493"/>
             </w:tabs>
             <w:rPr>
               <w:rFonts w:asciiTheme="minorHAnsi" w:eastAsiaTheme="minorEastAsia" w:hAnsiTheme="minorHAnsi" w:cstheme="minorBidi"/>
@@ -5942,7 +5951,7 @@
               <w14:ligatures w14:val="standardContextual"/>
             </w:rPr>
           </w:pPr>
-          <w:hyperlink w:anchor="_Toc243076122" w:history="1">
+          <w:hyperlink w:anchor="_Toc243083605" w:history="1">
             <w:r>
               <w:rPr>
                 <w:rStyle w:val="Hyperlink"/>
@@ -5977,7 +5986,7 @@
                 <w:noProof/>
                 <w:webHidden/>
               </w:rPr>
-              <w:instrText xml:space="preserve"> PAGEREF _Toc243076122 \h </w:instrText>
+              <w:instrText xml:space="preserve"> PAGEREF _Toc243083605 \h </w:instrText>
             </w:r>
             <w:r>
               <w:rPr>
@@ -5997,7 +6006,7 @@
                 <w:noProof/>
                 <w:webHidden/>
               </w:rPr>
-              <w:t>30</w:t>
+              <w:t>23</w:t>
             </w:r>
             <w:r>
               <w:rPr>
@@ -6013,7 +6022,7 @@
             <w:pStyle w:val="TOC2"/>
             <w:tabs>
               <w:tab w:val="left" w:pos="780"/>
-              <w:tab w:val="right" w:leader="dot" w:pos="9350"/>
+              <w:tab w:val="right" w:leader="dot" w:pos="8493"/>
             </w:tabs>
             <w:rPr>
               <w:rFonts w:asciiTheme="minorHAnsi" w:eastAsiaTheme="minorEastAsia" w:hAnsiTheme="minorHAnsi" w:cstheme="minorBidi"/>
@@ -6025,7 +6034,7 @@
               <w14:ligatures w14:val="standardContextual"/>
             </w:rPr>
           </w:pPr>
-          <w:hyperlink w:anchor="_Toc243076123" w:history="1">
+          <w:hyperlink w:anchor="_Toc243083606" w:history="1">
             <w:r>
               <w:rPr>
                 <w:rStyle w:val="Hyperlink"/>
@@ -6072,7 +6081,7 @@
                 <w:noProof/>
                 <w:webHidden/>
               </w:rPr>
-              <w:instrText xml:space="preserve"> PAGEREF _Toc243076123 \h </w:instrText>
+              <w:instrText xml:space="preserve"> PAGEREF _Toc243083606 \h </w:instrText>
             </w:r>
             <w:r>
               <w:rPr>
@@ -6092,7 +6101,7 @@
                 <w:noProof/>
                 <w:webHidden/>
               </w:rPr>
-              <w:t>30</w:t>
+              <w:t>23</w:t>
             </w:r>
             <w:r>
               <w:rPr>
@@ -6108,7 +6117,7 @@
             <w:pStyle w:val="TOC2"/>
             <w:tabs>
               <w:tab w:val="left" w:pos="780"/>
-              <w:tab w:val="right" w:leader="dot" w:pos="9350"/>
+              <w:tab w:val="right" w:leader="dot" w:pos="8493"/>
             </w:tabs>
             <w:rPr>
               <w:rFonts w:asciiTheme="minorHAnsi" w:eastAsiaTheme="minorEastAsia" w:hAnsiTheme="minorHAnsi" w:cstheme="minorBidi"/>
@@ -6120,7 +6129,7 @@
               <w14:ligatures w14:val="standardContextual"/>
             </w:rPr>
           </w:pPr>
-          <w:hyperlink w:anchor="_Toc243076124" w:history="1">
+          <w:hyperlink w:anchor="_Toc243083607" w:history="1">
             <w:r>
               <w:rPr>
                 <w:rStyle w:val="Hyperlink"/>
@@ -6167,7 +6176,7 @@
                 <w:noProof/>
                 <w:webHidden/>
               </w:rPr>
-              <w:instrText xml:space="preserve"> PAGEREF _Toc243076124 \h </w:instrText>
+              <w:instrText xml:space="preserve"> PAGEREF _Toc243083607 \h </w:instrText>
             </w:r>
             <w:r>
               <w:rPr>
@@ -6187,7 +6196,7 @@
                 <w:noProof/>
                 <w:webHidden/>
               </w:rPr>
-              <w:t>31</w:t>
+              <w:t>24</w:t>
             </w:r>
             <w:r>
               <w:rPr>
@@ -6203,7 +6212,7 @@
             <w:pStyle w:val="TOC2"/>
             <w:tabs>
               <w:tab w:val="left" w:pos="780"/>
-              <w:tab w:val="right" w:leader="dot" w:pos="9350"/>
+              <w:tab w:val="right" w:leader="dot" w:pos="8493"/>
             </w:tabs>
             <w:rPr>
               <w:rFonts w:asciiTheme="minorHAnsi" w:eastAsiaTheme="minorEastAsia" w:hAnsiTheme="minorHAnsi" w:cstheme="minorBidi"/>
@@ -6215,7 +6224,7 @@
               <w14:ligatures w14:val="standardContextual"/>
             </w:rPr>
           </w:pPr>
-          <w:hyperlink w:anchor="_Toc243076125" w:history="1">
+          <w:hyperlink w:anchor="_Toc243083608" w:history="1">
             <w:r>
               <w:rPr>
                 <w:rStyle w:val="Hyperlink"/>
@@ -6262,7 +6271,7 @@
                 <w:noProof/>
                 <w:webHidden/>
               </w:rPr>
-              <w:instrText xml:space="preserve"> PAGEREF _Toc243076125 \h </w:instrText>
+              <w:instrText xml:space="preserve"> PAGEREF _Toc243083608 \h </w:instrText>
             </w:r>
             <w:r>
               <w:rPr>
@@ -6282,7 +6291,7 @@
                 <w:noProof/>
                 <w:webHidden/>
               </w:rPr>
-              <w:t>31</w:t>
+              <w:t>24</w:t>
             </w:r>
             <w:r>
               <w:rPr>
@@ -6298,7 +6307,7 @@
             <w:pStyle w:val="TOC2"/>
             <w:tabs>
               <w:tab w:val="left" w:pos="780"/>
-              <w:tab w:val="right" w:leader="dot" w:pos="9350"/>
+              <w:tab w:val="right" w:leader="dot" w:pos="8493"/>
             </w:tabs>
             <w:rPr>
               <w:rFonts w:asciiTheme="minorHAnsi" w:eastAsiaTheme="minorEastAsia" w:hAnsiTheme="minorHAnsi" w:cstheme="minorBidi"/>
@@ -6310,7 +6319,7 @@
               <w14:ligatures w14:val="standardContextual"/>
             </w:rPr>
           </w:pPr>
-          <w:hyperlink w:anchor="_Toc243076126" w:history="1">
+          <w:hyperlink w:anchor="_Toc243083609" w:history="1">
             <w:r>
               <w:rPr>
                 <w:rStyle w:val="Hyperlink"/>
@@ -6357,7 +6366,7 @@
                 <w:noProof/>
                 <w:webHidden/>
               </w:rPr>
-              <w:instrText xml:space="preserve"> PAGEREF _Toc243076126 \h </w:instrText>
+              <w:instrText xml:space="preserve"> PAGEREF _Toc243083609 \h </w:instrText>
             </w:r>
             <w:r>
               <w:rPr>
@@ -6377,7 +6386,7 @@
                 <w:noProof/>
                 <w:webHidden/>
               </w:rPr>
-              <w:t>32</w:t>
+              <w:t>25</w:t>
             </w:r>
             <w:r>
               <w:rPr>
@@ -6393,7 +6402,7 @@
             <w:pStyle w:val="TOC2"/>
             <w:tabs>
               <w:tab w:val="left" w:pos="780"/>
-              <w:tab w:val="right" w:leader="dot" w:pos="9350"/>
+              <w:tab w:val="right" w:leader="dot" w:pos="8493"/>
             </w:tabs>
             <w:rPr>
               <w:rFonts w:asciiTheme="minorHAnsi" w:eastAsiaTheme="minorEastAsia" w:hAnsiTheme="minorHAnsi" w:cstheme="minorBidi"/>
@@ -6405,7 +6414,7 @@
               <w14:ligatures w14:val="standardContextual"/>
             </w:rPr>
           </w:pPr>
-          <w:hyperlink w:anchor="_Toc243076127" w:history="1">
+          <w:hyperlink w:anchor="_Toc243083610" w:history="1">
             <w:r>
               <w:rPr>
                 <w:rStyle w:val="Hyperlink"/>
@@ -6452,7 +6461,7 @@
                 <w:noProof/>
                 <w:webHidden/>
               </w:rPr>
-              <w:instrText xml:space="preserve"> PAGEREF _Toc243076127 \h </w:instrText>
+              <w:instrText xml:space="preserve"> PAGEREF _Toc243083610 \h </w:instrText>
             </w:r>
             <w:r>
               <w:rPr>
@@ -6472,7 +6481,7 @@
                 <w:noProof/>
                 <w:webHidden/>
               </w:rPr>
-              <w:t>32</w:t>
+              <w:t>25</w:t>
             </w:r>
             <w:r>
               <w:rPr>
@@ -6487,7 +6496,7 @@
           <w:pPr>
             <w:pStyle w:val="TOC1"/>
             <w:tabs>
-              <w:tab w:val="right" w:leader="dot" w:pos="9350"/>
+              <w:tab w:val="right" w:leader="dot" w:pos="8493"/>
             </w:tabs>
             <w:rPr>
               <w:rFonts w:asciiTheme="minorHAnsi" w:eastAsiaTheme="minorEastAsia" w:hAnsiTheme="minorHAnsi" w:cstheme="minorBidi"/>
@@ -6500,7 +6509,7 @@
               <w14:ligatures w14:val="standardContextual"/>
             </w:rPr>
           </w:pPr>
-          <w:hyperlink w:anchor="_Toc243076128" w:history="1">
+          <w:hyperlink w:anchor="_Toc243083611" w:history="1">
             <w:r>
               <w:rPr>
                 <w:rStyle w:val="Hyperlink"/>
@@ -6528,7 +6537,7 @@
                 <w:noProof/>
                 <w:webHidden/>
               </w:rPr>
-              <w:instrText xml:space="preserve"> PAGEREF _Toc243076128 \h </w:instrText>
+              <w:instrText xml:space="preserve"> PAGEREF _Toc243083611 \h </w:instrText>
             </w:r>
             <w:r>
               <w:rPr>
@@ -6548,7 +6557,7 @@
                 <w:noProof/>
                 <w:webHidden/>
               </w:rPr>
-              <w:t>34</w:t>
+              <w:t>27</w:t>
             </w:r>
             <w:r>
               <w:rPr>
@@ -6563,7 +6572,7 @@
           <w:pPr>
             <w:pStyle w:val="TOC1"/>
             <w:tabs>
-              <w:tab w:val="right" w:leader="dot" w:pos="9350"/>
+              <w:tab w:val="right" w:leader="dot" w:pos="8493"/>
             </w:tabs>
             <w:rPr>
               <w:rFonts w:asciiTheme="minorHAnsi" w:eastAsiaTheme="minorEastAsia" w:hAnsiTheme="minorHAnsi" w:cstheme="minorBidi"/>
@@ -6576,7 +6585,7 @@
               <w14:ligatures w14:val="standardContextual"/>
             </w:rPr>
           </w:pPr>
-          <w:hyperlink w:anchor="_Toc243076129" w:history="1">
+          <w:hyperlink w:anchor="_Toc243083612" w:history="1">
             <w:r>
               <w:rPr>
                 <w:rStyle w:val="Hyperlink"/>
@@ -6604,7 +6613,7 @@
                 <w:noProof/>
                 <w:webHidden/>
               </w:rPr>
-              <w:instrText xml:space="preserve"> PAGEREF _Toc243076129 \h </w:instrText>
+              <w:instrText xml:space="preserve"> PAGEREF _Toc243083612 \h </w:instrText>
             </w:r>
             <w:r>
               <w:rPr>
@@ -6624,7 +6633,7 @@
                 <w:noProof/>
                 <w:webHidden/>
               </w:rPr>
-              <w:t>36</w:t>
+              <w:t>29</w:t>
             </w:r>
             <w:r>
               <w:rPr>
@@ -6639,7 +6648,7 @@
           <w:pPr>
             <w:pStyle w:val="TOC1"/>
             <w:tabs>
-              <w:tab w:val="right" w:leader="dot" w:pos="9350"/>
+              <w:tab w:val="right" w:leader="dot" w:pos="8493"/>
             </w:tabs>
             <w:rPr>
               <w:rFonts w:asciiTheme="minorHAnsi" w:eastAsiaTheme="minorEastAsia" w:hAnsiTheme="minorHAnsi" w:cstheme="minorBidi"/>
@@ -6652,7 +6661,7 @@
               <w14:ligatures w14:val="standardContextual"/>
             </w:rPr>
           </w:pPr>
-          <w:hyperlink w:anchor="_Toc243076130" w:history="1">
+          <w:hyperlink w:anchor="_Toc243083613" w:history="1">
             <w:r>
               <w:rPr>
                 <w:rStyle w:val="Hyperlink"/>
@@ -6679,7 +6688,7 @@
                 <w:noProof/>
                 <w:webHidden/>
               </w:rPr>
-              <w:instrText xml:space="preserve"> PAGEREF _Toc243076130 \h </w:instrText>
+              <w:instrText xml:space="preserve"> PAGEREF _Toc243083613 \h </w:instrText>
             </w:r>
             <w:r>
               <w:rPr>
@@ -6699,7 +6708,7 @@
                 <w:noProof/>
                 <w:webHidden/>
               </w:rPr>
-              <w:t>1</w:t>
+              <w:t>30</w:t>
             </w:r>
             <w:r>
               <w:rPr>
@@ -6738,7 +6747,6 @@
       <w:bookmarkStart w:id="8" w:name="_Toc144801656"/>
       <w:bookmarkStart w:id="9" w:name="_Toc208127196"/>
       <w:bookmarkStart w:id="10" w:name="_Toc208127289"/>
-      <w:bookmarkStart w:id="11" w:name="_Toc243076093"/>
     </w:p>
     <w:p>
       <w:pPr>
@@ -6880,6 +6888,9 @@
         <w:ind w:left="567"/>
       </w:pPr>
     </w:p>
+    <w:p/>
+    <w:p/>
+    <w:p/>
     <w:p>
       <w:pPr>
         <w:pStyle w:val="Heading1"/>
@@ -6900,6 +6911,7 @@
         </w:numPr>
         <w:ind w:left="567"/>
       </w:pPr>
+      <w:bookmarkStart w:id="11" w:name="_Toc243083576"/>
       <w:r>
         <w:lastRenderedPageBreak/>
         <w:t xml:space="preserve">DANH MỤC </w:t>
@@ -6930,7 +6942,7 @@
       <w:pPr>
         <w:pStyle w:val="TableofFigures"/>
         <w:tabs>
-          <w:tab w:val="right" w:leader="dot" w:pos="9350"/>
+          <w:tab w:val="right" w:leader="dot" w:pos="8493"/>
         </w:tabs>
         <w:rPr>
           <w:rFonts w:asciiTheme="minorHAnsi" w:eastAsiaTheme="minorEastAsia" w:hAnsiTheme="minorHAnsi" w:cstheme="minorBidi"/>
@@ -6960,7 +6972,7 @@
         </w:rPr>
         <w:fldChar w:fldCharType="separate"/>
       </w:r>
-      <w:hyperlink w:anchor="_Toc243076024" w:history="1">
+      <w:hyperlink w:anchor="_Toc243083507" w:history="1">
         <w:r>
           <w:rPr>
             <w:rStyle w:val="Hyperlink"/>
@@ -6998,7 +7010,7 @@
             <w:noProof/>
             <w:webHidden/>
           </w:rPr>
-          <w:instrText xml:space="preserve"> PAGEREF _Toc243076024 \h </w:instrText>
+          <w:instrText xml:space="preserve"> PAGEREF _Toc243083507 \h </w:instrText>
         </w:r>
         <w:r>
           <w:rPr>
@@ -7018,7 +7030,7 @@
             <w:noProof/>
             <w:webHidden/>
           </w:rPr>
-          <w:t>12</w:t>
+          <w:t>4</w:t>
         </w:r>
         <w:r>
           <w:rPr>
@@ -7033,7 +7045,7 @@
       <w:pPr>
         <w:pStyle w:val="TableofFigures"/>
         <w:tabs>
-          <w:tab w:val="right" w:leader="dot" w:pos="9350"/>
+          <w:tab w:val="right" w:leader="dot" w:pos="8493"/>
         </w:tabs>
         <w:rPr>
           <w:rFonts w:asciiTheme="minorHAnsi" w:eastAsiaTheme="minorEastAsia" w:hAnsiTheme="minorHAnsi" w:cstheme="minorBidi"/>
@@ -7045,7 +7057,7 @@
           <w14:ligatures w14:val="standardContextual"/>
         </w:rPr>
       </w:pPr>
-      <w:hyperlink w:anchor="_Toc243076025" w:history="1">
+      <w:hyperlink w:anchor="_Toc243083508" w:history="1">
         <w:r>
           <w:rPr>
             <w:rStyle w:val="Hyperlink"/>
@@ -7083,7 +7095,7 @@
             <w:noProof/>
             <w:webHidden/>
           </w:rPr>
-          <w:instrText xml:space="preserve"> PAGEREF _Toc243076025 \h </w:instrText>
+          <w:instrText xml:space="preserve"> PAGEREF _Toc243083508 \h </w:instrText>
         </w:r>
         <w:r>
           <w:rPr>
@@ -7103,7 +7115,7 @@
             <w:noProof/>
             <w:webHidden/>
           </w:rPr>
-          <w:t>19</w:t>
+          <w:t>11</w:t>
         </w:r>
         <w:r>
           <w:rPr>
@@ -7118,7 +7130,7 @@
       <w:pPr>
         <w:pStyle w:val="TableofFigures"/>
         <w:tabs>
-          <w:tab w:val="right" w:leader="dot" w:pos="9350"/>
+          <w:tab w:val="right" w:leader="dot" w:pos="8493"/>
         </w:tabs>
         <w:rPr>
           <w:rFonts w:asciiTheme="minorHAnsi" w:eastAsiaTheme="minorEastAsia" w:hAnsiTheme="minorHAnsi" w:cstheme="minorBidi"/>
@@ -7130,7 +7142,7 @@
           <w14:ligatures w14:val="standardContextual"/>
         </w:rPr>
       </w:pPr>
-      <w:hyperlink w:anchor="_Toc243076026" w:history="1">
+      <w:hyperlink w:anchor="_Toc243083509" w:history="1">
         <w:r>
           <w:rPr>
             <w:rStyle w:val="Hyperlink"/>
@@ -7168,7 +7180,7 @@
             <w:noProof/>
             <w:webHidden/>
           </w:rPr>
-          <w:instrText xml:space="preserve"> PAGEREF _Toc243076026 \h </w:instrText>
+          <w:instrText xml:space="preserve"> PAGEREF _Toc243083509 \h </w:instrText>
         </w:r>
         <w:r>
           <w:rPr>
@@ -7188,7 +7200,7 @@
             <w:noProof/>
             <w:webHidden/>
           </w:rPr>
-          <w:t>20</w:t>
+          <w:t>12</w:t>
         </w:r>
         <w:r>
           <w:rPr>
@@ -7203,7 +7215,7 @@
       <w:pPr>
         <w:pStyle w:val="TableofFigures"/>
         <w:tabs>
-          <w:tab w:val="right" w:leader="dot" w:pos="9350"/>
+          <w:tab w:val="right" w:leader="dot" w:pos="8493"/>
         </w:tabs>
         <w:rPr>
           <w:rFonts w:asciiTheme="minorHAnsi" w:eastAsiaTheme="minorEastAsia" w:hAnsiTheme="minorHAnsi" w:cstheme="minorBidi"/>
@@ -7215,7 +7227,7 @@
           <w14:ligatures w14:val="standardContextual"/>
         </w:rPr>
       </w:pPr>
-      <w:hyperlink w:anchor="_Toc243076027" w:history="1">
+      <w:hyperlink w:anchor="_Toc243083510" w:history="1">
         <w:r>
           <w:rPr>
             <w:rStyle w:val="Hyperlink"/>
@@ -7253,7 +7265,7 @@
             <w:noProof/>
             <w:webHidden/>
           </w:rPr>
-          <w:instrText xml:space="preserve"> PAGEREF _Toc243076027 \h </w:instrText>
+          <w:instrText xml:space="preserve"> PAGEREF _Toc243083510 \h </w:instrText>
         </w:r>
         <w:r>
           <w:rPr>
@@ -7273,7 +7285,7 @@
             <w:noProof/>
             <w:webHidden/>
           </w:rPr>
-          <w:t>21</w:t>
+          <w:t>13</w:t>
         </w:r>
         <w:r>
           <w:rPr>
@@ -7288,7 +7300,7 @@
       <w:pPr>
         <w:pStyle w:val="TableofFigures"/>
         <w:tabs>
-          <w:tab w:val="right" w:leader="dot" w:pos="9350"/>
+          <w:tab w:val="right" w:leader="dot" w:pos="8493"/>
         </w:tabs>
         <w:rPr>
           <w:rFonts w:asciiTheme="minorHAnsi" w:eastAsiaTheme="minorEastAsia" w:hAnsiTheme="minorHAnsi" w:cstheme="minorBidi"/>
@@ -7300,7 +7312,7 @@
           <w14:ligatures w14:val="standardContextual"/>
         </w:rPr>
       </w:pPr>
-      <w:hyperlink w:anchor="_Toc243076028" w:history="1">
+      <w:hyperlink w:anchor="_Toc243083511" w:history="1">
         <w:r>
           <w:rPr>
             <w:rStyle w:val="Hyperlink"/>
@@ -7338,7 +7350,7 @@
             <w:noProof/>
             <w:webHidden/>
           </w:rPr>
-          <w:instrText xml:space="preserve"> PAGEREF _Toc243076028 \h </w:instrText>
+          <w:instrText xml:space="preserve"> PAGEREF _Toc243083511 \h </w:instrText>
         </w:r>
         <w:r>
           <w:rPr>
@@ -7358,7 +7370,7 @@
             <w:noProof/>
             <w:webHidden/>
           </w:rPr>
-          <w:t>22</w:t>
+          <w:t>14</w:t>
         </w:r>
         <w:r>
           <w:rPr>
@@ -7373,7 +7385,7 @@
       <w:pPr>
         <w:pStyle w:val="TableofFigures"/>
         <w:tabs>
-          <w:tab w:val="right" w:leader="dot" w:pos="9350"/>
+          <w:tab w:val="right" w:leader="dot" w:pos="8493"/>
         </w:tabs>
         <w:rPr>
           <w:rFonts w:asciiTheme="minorHAnsi" w:eastAsiaTheme="minorEastAsia" w:hAnsiTheme="minorHAnsi" w:cstheme="minorBidi"/>
@@ -7385,7 +7397,7 @@
           <w14:ligatures w14:val="standardContextual"/>
         </w:rPr>
       </w:pPr>
-      <w:hyperlink w:anchor="_Toc243076029" w:history="1">
+      <w:hyperlink w:anchor="_Toc243083512" w:history="1">
         <w:r>
           <w:rPr>
             <w:rStyle w:val="Hyperlink"/>
@@ -7423,7 +7435,7 @@
             <w:noProof/>
             <w:webHidden/>
           </w:rPr>
-          <w:instrText xml:space="preserve"> PAGEREF _Toc243076029 \h </w:instrText>
+          <w:instrText xml:space="preserve"> PAGEREF _Toc243083512 \h </w:instrText>
         </w:r>
         <w:r>
           <w:rPr>
@@ -7443,7 +7455,7 @@
             <w:noProof/>
             <w:webHidden/>
           </w:rPr>
-          <w:t>23</w:t>
+          <w:t>15</w:t>
         </w:r>
         <w:r>
           <w:rPr>
@@ -7458,7 +7470,7 @@
       <w:pPr>
         <w:pStyle w:val="TableofFigures"/>
         <w:tabs>
-          <w:tab w:val="right" w:leader="dot" w:pos="9350"/>
+          <w:tab w:val="right" w:leader="dot" w:pos="8493"/>
         </w:tabs>
         <w:rPr>
           <w:rFonts w:asciiTheme="minorHAnsi" w:eastAsiaTheme="minorEastAsia" w:hAnsiTheme="minorHAnsi" w:cstheme="minorBidi"/>
@@ -7470,7 +7482,7 @@
           <w14:ligatures w14:val="standardContextual"/>
         </w:rPr>
       </w:pPr>
-      <w:hyperlink w:anchor="_Toc243076030" w:history="1">
+      <w:hyperlink w:anchor="_Toc243083513" w:history="1">
         <w:r>
           <w:rPr>
             <w:rStyle w:val="Hyperlink"/>
@@ -7508,7 +7520,7 @@
             <w:noProof/>
             <w:webHidden/>
           </w:rPr>
-          <w:instrText xml:space="preserve"> PAGEREF _Toc243076030 \h </w:instrText>
+          <w:instrText xml:space="preserve"> PAGEREF _Toc243083513 \h </w:instrText>
         </w:r>
         <w:r>
           <w:rPr>
@@ -7528,7 +7540,7 @@
             <w:noProof/>
             <w:webHidden/>
           </w:rPr>
-          <w:t>24</w:t>
+          <w:t>16</w:t>
         </w:r>
         <w:r>
           <w:rPr>
@@ -7543,7 +7555,7 @@
       <w:pPr>
         <w:pStyle w:val="TableofFigures"/>
         <w:tabs>
-          <w:tab w:val="right" w:leader="dot" w:pos="9350"/>
+          <w:tab w:val="right" w:leader="dot" w:pos="8493"/>
         </w:tabs>
         <w:rPr>
           <w:rFonts w:asciiTheme="minorHAnsi" w:eastAsiaTheme="minorEastAsia" w:hAnsiTheme="minorHAnsi" w:cstheme="minorBidi"/>
@@ -7555,7 +7567,7 @@
           <w14:ligatures w14:val="standardContextual"/>
         </w:rPr>
       </w:pPr>
-      <w:hyperlink w:anchor="_Toc243076031" w:history="1">
+      <w:hyperlink w:anchor="_Toc243083514" w:history="1">
         <w:r>
           <w:rPr>
             <w:rStyle w:val="Hyperlink"/>
@@ -7593,7 +7605,7 @@
             <w:noProof/>
             <w:webHidden/>
           </w:rPr>
-          <w:instrText xml:space="preserve"> PAGEREF _Toc243076031 \h </w:instrText>
+          <w:instrText xml:space="preserve"> PAGEREF _Toc243083514 \h </w:instrText>
         </w:r>
         <w:r>
           <w:rPr>
@@ -7613,7 +7625,7 @@
             <w:noProof/>
             <w:webHidden/>
           </w:rPr>
-          <w:t>25</w:t>
+          <w:t>17</w:t>
         </w:r>
         <w:r>
           <w:rPr>
@@ -7628,7 +7640,7 @@
       <w:pPr>
         <w:pStyle w:val="TableofFigures"/>
         <w:tabs>
-          <w:tab w:val="right" w:leader="dot" w:pos="9350"/>
+          <w:tab w:val="right" w:leader="dot" w:pos="8493"/>
         </w:tabs>
         <w:rPr>
           <w:rFonts w:asciiTheme="minorHAnsi" w:eastAsiaTheme="minorEastAsia" w:hAnsiTheme="minorHAnsi" w:cstheme="minorBidi"/>
@@ -7640,7 +7652,7 @@
           <w14:ligatures w14:val="standardContextual"/>
         </w:rPr>
       </w:pPr>
-      <w:hyperlink w:anchor="_Toc243076032" w:history="1">
+      <w:hyperlink w:anchor="_Toc243083515" w:history="1">
         <w:r>
           <w:rPr>
             <w:rStyle w:val="Hyperlink"/>
@@ -7678,7 +7690,7 @@
             <w:noProof/>
             <w:webHidden/>
           </w:rPr>
-          <w:instrText xml:space="preserve"> PAGEREF _Toc243076032 \h </w:instrText>
+          <w:instrText xml:space="preserve"> PAGEREF _Toc243083515 \h </w:instrText>
         </w:r>
         <w:r>
           <w:rPr>
@@ -7698,7 +7710,7 @@
             <w:noProof/>
             <w:webHidden/>
           </w:rPr>
-          <w:t>30</w:t>
+          <w:t>23</w:t>
         </w:r>
         <w:r>
           <w:rPr>
@@ -7741,7 +7753,7 @@
       <w:pPr>
         <w:pStyle w:val="TableofFigures"/>
         <w:tabs>
-          <w:tab w:val="right" w:leader="dot" w:pos="9350"/>
+          <w:tab w:val="right" w:leader="dot" w:pos="8493"/>
         </w:tabs>
         <w:rPr>
           <w:rFonts w:asciiTheme="minorHAnsi" w:eastAsiaTheme="minorEastAsia" w:hAnsiTheme="minorHAnsi" w:cstheme="minorBidi"/>
@@ -7771,7 +7783,7 @@
         </w:rPr>
         <w:fldChar w:fldCharType="separate"/>
       </w:r>
-      <w:hyperlink w:anchor="_Toc243076033" w:history="1">
+      <w:hyperlink w:anchor="_Toc243083516" w:history="1">
         <w:r>
           <w:rPr>
             <w:rStyle w:val="Hyperlink"/>
@@ -7809,7 +7821,7 @@
             <w:noProof/>
             <w:webHidden/>
           </w:rPr>
-          <w:instrText xml:space="preserve"> PAGEREF _Toc243076033 \h </w:instrText>
+          <w:instrText xml:space="preserve"> PAGEREF _Toc243083516 \h </w:instrText>
         </w:r>
         <w:r>
           <w:rPr>
@@ -7829,7 +7841,7 @@
             <w:noProof/>
             <w:webHidden/>
           </w:rPr>
-          <w:t>13</w:t>
+          <w:t>5</w:t>
         </w:r>
         <w:r>
           <w:rPr>
@@ -7844,7 +7856,7 @@
       <w:pPr>
         <w:pStyle w:val="TableofFigures"/>
         <w:tabs>
-          <w:tab w:val="right" w:leader="dot" w:pos="9350"/>
+          <w:tab w:val="right" w:leader="dot" w:pos="8493"/>
         </w:tabs>
         <w:rPr>
           <w:rFonts w:asciiTheme="minorHAnsi" w:eastAsiaTheme="minorEastAsia" w:hAnsiTheme="minorHAnsi" w:cstheme="minorBidi"/>
@@ -7856,7 +7868,7 @@
           <w14:ligatures w14:val="standardContextual"/>
         </w:rPr>
       </w:pPr>
-      <w:hyperlink w:anchor="_Toc243076034" w:history="1">
+      <w:hyperlink w:anchor="_Toc243083517" w:history="1">
         <w:r>
           <w:rPr>
             <w:rStyle w:val="Hyperlink"/>
@@ -7894,7 +7906,7 @@
             <w:noProof/>
             <w:webHidden/>
           </w:rPr>
-          <w:instrText xml:space="preserve"> PAGEREF _Toc243076034 \h </w:instrText>
+          <w:instrText xml:space="preserve"> PAGEREF _Toc243083517 \h </w:instrText>
         </w:r>
         <w:r>
           <w:rPr>
@@ -7914,7 +7926,7 @@
             <w:noProof/>
             <w:webHidden/>
           </w:rPr>
-          <w:t>13</w:t>
+          <w:t>6</w:t>
         </w:r>
         <w:r>
           <w:rPr>
@@ -7929,7 +7941,7 @@
       <w:pPr>
         <w:pStyle w:val="TableofFigures"/>
         <w:tabs>
-          <w:tab w:val="right" w:leader="dot" w:pos="9350"/>
+          <w:tab w:val="right" w:leader="dot" w:pos="8493"/>
         </w:tabs>
         <w:rPr>
           <w:rFonts w:asciiTheme="minorHAnsi" w:eastAsiaTheme="minorEastAsia" w:hAnsiTheme="minorHAnsi" w:cstheme="minorBidi"/>
@@ -7941,7 +7953,7 @@
           <w14:ligatures w14:val="standardContextual"/>
         </w:rPr>
       </w:pPr>
-      <w:hyperlink w:anchor="_Toc243076035" w:history="1">
+      <w:hyperlink w:anchor="_Toc243083518" w:history="1">
         <w:r>
           <w:rPr>
             <w:rStyle w:val="Hyperlink"/>
@@ -7979,7 +7991,7 @@
             <w:noProof/>
             <w:webHidden/>
           </w:rPr>
-          <w:instrText xml:space="preserve"> PAGEREF _Toc243076035 \h </w:instrText>
+          <w:instrText xml:space="preserve"> PAGEREF _Toc243083518 \h </w:instrText>
         </w:r>
         <w:r>
           <w:rPr>
@@ -7999,7 +8011,7 @@
             <w:noProof/>
             <w:webHidden/>
           </w:rPr>
-          <w:t>15</w:t>
+          <w:t>7</w:t>
         </w:r>
         <w:r>
           <w:rPr>
@@ -8014,7 +8026,7 @@
       <w:pPr>
         <w:pStyle w:val="TableofFigures"/>
         <w:tabs>
-          <w:tab w:val="right" w:leader="dot" w:pos="9350"/>
+          <w:tab w:val="right" w:leader="dot" w:pos="8493"/>
         </w:tabs>
         <w:rPr>
           <w:rFonts w:asciiTheme="minorHAnsi" w:eastAsiaTheme="minorEastAsia" w:hAnsiTheme="minorHAnsi" w:cstheme="minorBidi"/>
@@ -8026,7 +8038,7 @@
           <w14:ligatures w14:val="standardContextual"/>
         </w:rPr>
       </w:pPr>
-      <w:hyperlink w:anchor="_Toc243076036" w:history="1">
+      <w:hyperlink w:anchor="_Toc243083519" w:history="1">
         <w:r>
           <w:rPr>
             <w:rStyle w:val="Hyperlink"/>
@@ -8064,7 +8076,7 @@
             <w:noProof/>
             <w:webHidden/>
           </w:rPr>
-          <w:instrText xml:space="preserve"> PAGEREF _Toc243076036 \h </w:instrText>
+          <w:instrText xml:space="preserve"> PAGEREF _Toc243083519 \h </w:instrText>
         </w:r>
         <w:r>
           <w:rPr>
@@ -8084,7 +8096,7 @@
             <w:noProof/>
             <w:webHidden/>
           </w:rPr>
-          <w:t>16</w:t>
+          <w:t>8</w:t>
         </w:r>
         <w:r>
           <w:rPr>
@@ -8099,7 +8111,7 @@
       <w:pPr>
         <w:pStyle w:val="TableofFigures"/>
         <w:tabs>
-          <w:tab w:val="right" w:leader="dot" w:pos="9350"/>
+          <w:tab w:val="right" w:leader="dot" w:pos="8493"/>
         </w:tabs>
         <w:rPr>
           <w:rFonts w:asciiTheme="minorHAnsi" w:eastAsiaTheme="minorEastAsia" w:hAnsiTheme="minorHAnsi" w:cstheme="minorBidi"/>
@@ -8111,7 +8123,7 @@
           <w14:ligatures w14:val="standardContextual"/>
         </w:rPr>
       </w:pPr>
-      <w:hyperlink w:anchor="_Toc243076037" w:history="1">
+      <w:hyperlink w:anchor="_Toc243083520" w:history="1">
         <w:r>
           <w:rPr>
             <w:rStyle w:val="Hyperlink"/>
@@ -8149,7 +8161,7 @@
             <w:noProof/>
             <w:webHidden/>
           </w:rPr>
-          <w:instrText xml:space="preserve"> PAGEREF _Toc243076037 \h </w:instrText>
+          <w:instrText xml:space="preserve"> PAGEREF _Toc243083520 \h </w:instrText>
         </w:r>
         <w:r>
           <w:rPr>
@@ -8169,7 +8181,7 @@
             <w:noProof/>
             <w:webHidden/>
           </w:rPr>
-          <w:t>16</w:t>
+          <w:t>9</w:t>
         </w:r>
         <w:r>
           <w:rPr>
@@ -8184,7 +8196,7 @@
       <w:pPr>
         <w:pStyle w:val="TableofFigures"/>
         <w:tabs>
-          <w:tab w:val="right" w:leader="dot" w:pos="9350"/>
+          <w:tab w:val="right" w:leader="dot" w:pos="8493"/>
         </w:tabs>
         <w:rPr>
           <w:rFonts w:asciiTheme="minorHAnsi" w:eastAsiaTheme="minorEastAsia" w:hAnsiTheme="minorHAnsi" w:cstheme="minorBidi"/>
@@ -8196,7 +8208,7 @@
           <w14:ligatures w14:val="standardContextual"/>
         </w:rPr>
       </w:pPr>
-      <w:hyperlink w:anchor="_Toc243076038" w:history="1">
+      <w:hyperlink w:anchor="_Toc243083521" w:history="1">
         <w:r>
           <w:rPr>
             <w:rStyle w:val="Hyperlink"/>
@@ -8234,7 +8246,7 @@
             <w:noProof/>
             <w:webHidden/>
           </w:rPr>
-          <w:instrText xml:space="preserve"> PAGEREF _Toc243076038 \h </w:instrText>
+          <w:instrText xml:space="preserve"> PAGEREF _Toc243083521 \h </w:instrText>
         </w:r>
         <w:r>
           <w:rPr>
@@ -8254,7 +8266,7 @@
             <w:noProof/>
             <w:webHidden/>
           </w:rPr>
-          <w:t>17</w:t>
+          <w:t>9</w:t>
         </w:r>
         <w:r>
           <w:rPr>
@@ -8269,7 +8281,7 @@
       <w:pPr>
         <w:pStyle w:val="TableofFigures"/>
         <w:tabs>
-          <w:tab w:val="right" w:leader="dot" w:pos="9350"/>
+          <w:tab w:val="right" w:leader="dot" w:pos="8493"/>
         </w:tabs>
         <w:rPr>
           <w:rFonts w:asciiTheme="minorHAnsi" w:eastAsiaTheme="minorEastAsia" w:hAnsiTheme="minorHAnsi" w:cstheme="minorBidi"/>
@@ -8281,7 +8293,7 @@
           <w14:ligatures w14:val="standardContextual"/>
         </w:rPr>
       </w:pPr>
-      <w:hyperlink w:anchor="_Toc243076039" w:history="1">
+      <w:hyperlink w:anchor="_Toc243083522" w:history="1">
         <w:r>
           <w:rPr>
             <w:rStyle w:val="Hyperlink"/>
@@ -8319,7 +8331,7 @@
             <w:noProof/>
             <w:webHidden/>
           </w:rPr>
-          <w:instrText xml:space="preserve"> PAGEREF _Toc243076039 \h </w:instrText>
+          <w:instrText xml:space="preserve"> PAGEREF _Toc243083522 \h </w:instrText>
         </w:r>
         <w:r>
           <w:rPr>
@@ -8339,7 +8351,7 @@
             <w:noProof/>
             <w:webHidden/>
           </w:rPr>
-          <w:t>17</w:t>
+          <w:t>10</w:t>
         </w:r>
         <w:r>
           <w:rPr>
@@ -8354,7 +8366,7 @@
       <w:pPr>
         <w:pStyle w:val="TableofFigures"/>
         <w:tabs>
-          <w:tab w:val="right" w:leader="dot" w:pos="9350"/>
+          <w:tab w:val="right" w:leader="dot" w:pos="8493"/>
         </w:tabs>
         <w:rPr>
           <w:rFonts w:asciiTheme="minorHAnsi" w:eastAsiaTheme="minorEastAsia" w:hAnsiTheme="minorHAnsi" w:cstheme="minorBidi"/>
@@ -8366,7 +8378,7 @@
           <w14:ligatures w14:val="standardContextual"/>
         </w:rPr>
       </w:pPr>
-      <w:hyperlink w:anchor="_Toc243076040" w:history="1">
+      <w:hyperlink w:anchor="_Toc243083523" w:history="1">
         <w:r>
           <w:rPr>
             <w:rStyle w:val="Hyperlink"/>
@@ -8404,7 +8416,7 @@
             <w:noProof/>
             <w:webHidden/>
           </w:rPr>
-          <w:instrText xml:space="preserve"> PAGEREF _Toc243076040 \h </w:instrText>
+          <w:instrText xml:space="preserve"> PAGEREF _Toc243083523 \h </w:instrText>
         </w:r>
         <w:r>
           <w:rPr>
@@ -8424,7 +8436,7 @@
             <w:noProof/>
             <w:webHidden/>
           </w:rPr>
-          <w:t>18</w:t>
+          <w:t>10</w:t>
         </w:r>
         <w:r>
           <w:rPr>
@@ -8439,7 +8451,7 @@
       <w:pPr>
         <w:pStyle w:val="TableofFigures"/>
         <w:tabs>
-          <w:tab w:val="right" w:leader="dot" w:pos="9350"/>
+          <w:tab w:val="right" w:leader="dot" w:pos="8493"/>
         </w:tabs>
         <w:rPr>
           <w:rFonts w:asciiTheme="minorHAnsi" w:eastAsiaTheme="minorEastAsia" w:hAnsiTheme="minorHAnsi" w:cstheme="minorBidi"/>
@@ -8451,7 +8463,7 @@
           <w14:ligatures w14:val="standardContextual"/>
         </w:rPr>
       </w:pPr>
-      <w:hyperlink w:anchor="_Toc243076041" w:history="1">
+      <w:hyperlink w:anchor="_Toc243083524" w:history="1">
         <w:r>
           <w:rPr>
             <w:rStyle w:val="Hyperlink"/>
@@ -8489,7 +8501,7 @@
             <w:noProof/>
             <w:webHidden/>
           </w:rPr>
-          <w:instrText xml:space="preserve"> PAGEREF _Toc243076041 \h </w:instrText>
+          <w:instrText xml:space="preserve"> PAGEREF _Toc243083524 \h </w:instrText>
         </w:r>
         <w:r>
           <w:rPr>
@@ -8509,7 +8521,7 @@
             <w:noProof/>
             <w:webHidden/>
           </w:rPr>
-          <w:t>18</w:t>
+          <w:t>10</w:t>
         </w:r>
         <w:r>
           <w:rPr>
@@ -8524,7 +8536,7 @@
       <w:pPr>
         <w:pStyle w:val="TableofFigures"/>
         <w:tabs>
-          <w:tab w:val="right" w:leader="dot" w:pos="9350"/>
+          <w:tab w:val="right" w:leader="dot" w:pos="8493"/>
         </w:tabs>
         <w:rPr>
           <w:rFonts w:asciiTheme="minorHAnsi" w:eastAsiaTheme="minorEastAsia" w:hAnsiTheme="minorHAnsi" w:cstheme="minorBidi"/>
@@ -8536,7 +8548,7 @@
           <w14:ligatures w14:val="standardContextual"/>
         </w:rPr>
       </w:pPr>
-      <w:hyperlink w:anchor="_Toc243076042" w:history="1">
+      <w:hyperlink w:anchor="_Toc243083525" w:history="1">
         <w:r>
           <w:rPr>
             <w:rStyle w:val="Hyperlink"/>
@@ -8574,7 +8586,7 @@
             <w:noProof/>
             <w:webHidden/>
           </w:rPr>
-          <w:instrText xml:space="preserve"> PAGEREF _Toc243076042 \h </w:instrText>
+          <w:instrText xml:space="preserve"> PAGEREF _Toc243083525 \h </w:instrText>
         </w:r>
         <w:r>
           <w:rPr>
@@ -8594,7 +8606,7 @@
             <w:noProof/>
             <w:webHidden/>
           </w:rPr>
-          <w:t>20</w:t>
+          <w:t>12</w:t>
         </w:r>
         <w:r>
           <w:rPr>
@@ -8609,7 +8621,7 @@
       <w:pPr>
         <w:pStyle w:val="TableofFigures"/>
         <w:tabs>
-          <w:tab w:val="right" w:leader="dot" w:pos="9350"/>
+          <w:tab w:val="right" w:leader="dot" w:pos="8493"/>
         </w:tabs>
         <w:rPr>
           <w:rFonts w:asciiTheme="minorHAnsi" w:eastAsiaTheme="minorEastAsia" w:hAnsiTheme="minorHAnsi" w:cstheme="minorBidi"/>
@@ -8621,7 +8633,7 @@
           <w14:ligatures w14:val="standardContextual"/>
         </w:rPr>
       </w:pPr>
-      <w:hyperlink w:anchor="_Toc243076043" w:history="1">
+      <w:hyperlink w:anchor="_Toc243083526" w:history="1">
         <w:r>
           <w:rPr>
             <w:rStyle w:val="Hyperlink"/>
@@ -8659,7 +8671,7 @@
             <w:noProof/>
             <w:webHidden/>
           </w:rPr>
-          <w:instrText xml:space="preserve"> PAGEREF _Toc243076043 \h </w:instrText>
+          <w:instrText xml:space="preserve"> PAGEREF _Toc243083526 \h </w:instrText>
         </w:r>
         <w:r>
           <w:rPr>
@@ -8679,7 +8691,7 @@
             <w:noProof/>
             <w:webHidden/>
           </w:rPr>
-          <w:t>22</w:t>
+          <w:t>14</w:t>
         </w:r>
         <w:r>
           <w:rPr>
@@ -8694,7 +8706,7 @@
       <w:pPr>
         <w:pStyle w:val="TableofFigures"/>
         <w:tabs>
-          <w:tab w:val="right" w:leader="dot" w:pos="9350"/>
+          <w:tab w:val="right" w:leader="dot" w:pos="8493"/>
         </w:tabs>
         <w:rPr>
           <w:rFonts w:asciiTheme="minorHAnsi" w:eastAsiaTheme="minorEastAsia" w:hAnsiTheme="minorHAnsi" w:cstheme="minorBidi"/>
@@ -8706,7 +8718,7 @@
           <w14:ligatures w14:val="standardContextual"/>
         </w:rPr>
       </w:pPr>
-      <w:hyperlink w:anchor="_Toc243076044" w:history="1">
+      <w:hyperlink w:anchor="_Toc243083527" w:history="1">
         <w:r>
           <w:rPr>
             <w:rStyle w:val="Hyperlink"/>
@@ -8744,7 +8756,7 @@
             <w:noProof/>
             <w:webHidden/>
           </w:rPr>
-          <w:instrText xml:space="preserve"> PAGEREF _Toc243076044 \h </w:instrText>
+          <w:instrText xml:space="preserve"> PAGEREF _Toc243083527 \h </w:instrText>
         </w:r>
         <w:r>
           <w:rPr>
@@ -8764,7 +8776,7 @@
             <w:noProof/>
             <w:webHidden/>
           </w:rPr>
-          <w:t>24</w:t>
+          <w:t>16</w:t>
         </w:r>
         <w:r>
           <w:rPr>
@@ -8779,7 +8791,7 @@
       <w:pPr>
         <w:pStyle w:val="TableofFigures"/>
         <w:tabs>
-          <w:tab w:val="right" w:leader="dot" w:pos="9350"/>
+          <w:tab w:val="right" w:leader="dot" w:pos="8493"/>
         </w:tabs>
         <w:rPr>
           <w:rFonts w:asciiTheme="minorHAnsi" w:eastAsiaTheme="minorEastAsia" w:hAnsiTheme="minorHAnsi" w:cstheme="minorBidi"/>
@@ -8791,7 +8803,7 @@
           <w14:ligatures w14:val="standardContextual"/>
         </w:rPr>
       </w:pPr>
-      <w:hyperlink w:anchor="_Toc243076045" w:history="1">
+      <w:hyperlink w:anchor="_Toc243083528" w:history="1">
         <w:r>
           <w:rPr>
             <w:rStyle w:val="Hyperlink"/>
@@ -8829,7 +8841,7 @@
             <w:noProof/>
             <w:webHidden/>
           </w:rPr>
-          <w:instrText xml:space="preserve"> PAGEREF _Toc243076045 \h </w:instrText>
+          <w:instrText xml:space="preserve"> PAGEREF _Toc243083528 \h </w:instrText>
         </w:r>
         <w:r>
           <w:rPr>
@@ -8849,7 +8861,7 @@
             <w:noProof/>
             <w:webHidden/>
           </w:rPr>
-          <w:t>27</w:t>
+          <w:t>18</w:t>
         </w:r>
         <w:r>
           <w:rPr>
@@ -8864,7 +8876,7 @@
       <w:pPr>
         <w:pStyle w:val="TableofFigures"/>
         <w:tabs>
-          <w:tab w:val="right" w:leader="dot" w:pos="9350"/>
+          <w:tab w:val="right" w:leader="dot" w:pos="8493"/>
         </w:tabs>
         <w:rPr>
           <w:rFonts w:asciiTheme="minorHAnsi" w:eastAsiaTheme="minorEastAsia" w:hAnsiTheme="minorHAnsi" w:cstheme="minorBidi"/>
@@ -8876,7 +8888,7 @@
           <w14:ligatures w14:val="standardContextual"/>
         </w:rPr>
       </w:pPr>
-      <w:hyperlink w:anchor="_Toc243076046" w:history="1">
+      <w:hyperlink w:anchor="_Toc243083529" w:history="1">
         <w:r>
           <w:rPr>
             <w:rStyle w:val="Hyperlink"/>
@@ -8914,7 +8926,7 @@
             <w:noProof/>
             <w:webHidden/>
           </w:rPr>
-          <w:instrText xml:space="preserve"> PAGEREF _Toc243076046 \h </w:instrText>
+          <w:instrText xml:space="preserve"> PAGEREF _Toc243083529 \h </w:instrText>
         </w:r>
         <w:r>
           <w:rPr>
@@ -8934,7 +8946,7 @@
             <w:noProof/>
             <w:webHidden/>
           </w:rPr>
-          <w:t>28</w:t>
+          <w:t>20</w:t>
         </w:r>
         <w:r>
           <w:rPr>
@@ -8949,7 +8961,7 @@
       <w:pPr>
         <w:pStyle w:val="TableofFigures"/>
         <w:tabs>
-          <w:tab w:val="right" w:leader="dot" w:pos="9350"/>
+          <w:tab w:val="right" w:leader="dot" w:pos="8493"/>
         </w:tabs>
         <w:rPr>
           <w:rFonts w:asciiTheme="minorHAnsi" w:eastAsiaTheme="minorEastAsia" w:hAnsiTheme="minorHAnsi" w:cstheme="minorBidi"/>
@@ -8961,7 +8973,7 @@
           <w14:ligatures w14:val="standardContextual"/>
         </w:rPr>
       </w:pPr>
-      <w:hyperlink w:anchor="_Toc243076047" w:history="1">
+      <w:hyperlink w:anchor="_Toc243083530" w:history="1">
         <w:r>
           <w:rPr>
             <w:rStyle w:val="Hyperlink"/>
@@ -8999,7 +9011,7 @@
             <w:noProof/>
             <w:webHidden/>
           </w:rPr>
-          <w:instrText xml:space="preserve"> PAGEREF _Toc243076047 \h </w:instrText>
+          <w:instrText xml:space="preserve"> PAGEREF _Toc243083530 \h </w:instrText>
         </w:r>
         <w:r>
           <w:rPr>
@@ -9019,7 +9031,7 @@
             <w:noProof/>
             <w:webHidden/>
           </w:rPr>
-          <w:t>29</w:t>
+          <w:t>21</w:t>
         </w:r>
         <w:r>
           <w:rPr>
@@ -9034,7 +9046,7 @@
       <w:pPr>
         <w:pStyle w:val="TableofFigures"/>
         <w:tabs>
-          <w:tab w:val="right" w:leader="dot" w:pos="9350"/>
+          <w:tab w:val="right" w:leader="dot" w:pos="8493"/>
         </w:tabs>
         <w:rPr>
           <w:rFonts w:asciiTheme="minorHAnsi" w:eastAsiaTheme="minorEastAsia" w:hAnsiTheme="minorHAnsi" w:cstheme="minorBidi"/>
@@ -9046,7 +9058,7 @@
           <w14:ligatures w14:val="standardContextual"/>
         </w:rPr>
       </w:pPr>
-      <w:hyperlink w:anchor="_Toc243076048" w:history="1">
+      <w:hyperlink w:anchor="_Toc243083531" w:history="1">
         <w:r>
           <w:rPr>
             <w:rStyle w:val="Hyperlink"/>
@@ -9084,7 +9096,7 @@
             <w:noProof/>
             <w:webHidden/>
           </w:rPr>
-          <w:instrText xml:space="preserve"> PAGEREF _Toc243076048 \h </w:instrText>
+          <w:instrText xml:space="preserve"> PAGEREF _Toc243083531 \h </w:instrText>
         </w:r>
         <w:r>
           <w:rPr>
@@ -9104,7 +9116,7 @@
             <w:noProof/>
             <w:webHidden/>
           </w:rPr>
-          <w:t>29</w:t>
+          <w:t>21</w:t>
         </w:r>
         <w:r>
           <w:rPr>
@@ -9119,7 +9131,7 @@
       <w:pPr>
         <w:pStyle w:val="TableofFigures"/>
         <w:tabs>
-          <w:tab w:val="right" w:leader="dot" w:pos="9350"/>
+          <w:tab w:val="right" w:leader="dot" w:pos="8493"/>
         </w:tabs>
         <w:rPr>
           <w:rFonts w:asciiTheme="minorHAnsi" w:eastAsiaTheme="minorEastAsia" w:hAnsiTheme="minorHAnsi" w:cstheme="minorBidi"/>
@@ -9131,7 +9143,7 @@
           <w14:ligatures w14:val="standardContextual"/>
         </w:rPr>
       </w:pPr>
-      <w:hyperlink w:anchor="_Toc243076049" w:history="1">
+      <w:hyperlink w:anchor="_Toc243083532" w:history="1">
         <w:r>
           <w:rPr>
             <w:rStyle w:val="Hyperlink"/>
@@ -9169,7 +9181,7 @@
             <w:noProof/>
             <w:webHidden/>
           </w:rPr>
-          <w:instrText xml:space="preserve"> PAGEREF _Toc243076049 \h </w:instrText>
+          <w:instrText xml:space="preserve"> PAGEREF _Toc243083532 \h </w:instrText>
         </w:r>
         <w:r>
           <w:rPr>
@@ -9189,7 +9201,7 @@
             <w:noProof/>
             <w:webHidden/>
           </w:rPr>
-          <w:t>30</w:t>
+          <w:t>23</w:t>
         </w:r>
         <w:r>
           <w:rPr>
@@ -9204,7 +9216,7 @@
       <w:pPr>
         <w:pStyle w:val="TableofFigures"/>
         <w:tabs>
-          <w:tab w:val="right" w:leader="dot" w:pos="9350"/>
+          <w:tab w:val="right" w:leader="dot" w:pos="8493"/>
         </w:tabs>
         <w:rPr>
           <w:rFonts w:asciiTheme="minorHAnsi" w:eastAsiaTheme="minorEastAsia" w:hAnsiTheme="minorHAnsi" w:cstheme="minorBidi"/>
@@ -9216,7 +9228,7 @@
           <w14:ligatures w14:val="standardContextual"/>
         </w:rPr>
       </w:pPr>
-      <w:hyperlink w:anchor="_Toc243076050" w:history="1">
+      <w:hyperlink w:anchor="_Toc243083533" w:history="1">
         <w:r>
           <w:rPr>
             <w:rStyle w:val="Hyperlink"/>
@@ -9254,7 +9266,7 @@
             <w:noProof/>
             <w:webHidden/>
           </w:rPr>
-          <w:instrText xml:space="preserve"> PAGEREF _Toc243076050 \h </w:instrText>
+          <w:instrText xml:space="preserve"> PAGEREF _Toc243083533 \h </w:instrText>
         </w:r>
         <w:r>
           <w:rPr>
@@ -9274,7 +9286,7 @@
             <w:noProof/>
             <w:webHidden/>
           </w:rPr>
-          <w:t>32</w:t>
+          <w:t>25</w:t>
         </w:r>
         <w:r>
           <w:rPr>
@@ -9299,6 +9311,7 @@
         <w:fldChar w:fldCharType="end"/>
       </w:r>
     </w:p>
+    <w:p/>
     <w:p>
       <w:pPr>
         <w:keepNext/>
@@ -9915,8 +9928,9 @@
           <w:type w:val="continuous"/>
           <w:pgSz w:w="11906" w:h="16838" w:code="9"/>
           <w:pgMar w:top="1134" w:right="1418" w:bottom="1134" w:left="1985" w:header="720" w:footer="720" w:gutter="0"/>
-          <w:pgNumType w:fmt="lowerRoman"/>
+          <w:pgNumType w:fmt="lowerRoman" w:start="1"/>
           <w:cols w:space="720"/>
+          <w:titlePg/>
         </w:sectPr>
       </w:pPr>
     </w:p>
@@ -9928,7 +9942,7 @@
           <w:szCs w:val="32"/>
         </w:rPr>
       </w:pPr>
-      <w:bookmarkStart w:id="12" w:name="_Toc243076094"/>
+      <w:bookmarkStart w:id="12" w:name="_Toc243083577"/>
       <w:r>
         <w:rPr>
           <w:sz w:val="32"/>
@@ -9944,7 +9958,7 @@
       <w:pPr>
         <w:pStyle w:val="Heading2"/>
       </w:pPr>
-      <w:bookmarkStart w:id="13" w:name="_Toc243076095"/>
+      <w:bookmarkStart w:id="13" w:name="_Toc243083578"/>
       <w:r>
         <w:rPr>
           <w:lang w:val="vi-VN"/>
@@ -10092,7 +10106,6 @@
         <w:rPr>
           <w:lang w:val="vi-VN"/>
         </w:rPr>
-        <w:lastRenderedPageBreak/>
         <w:t>Điểm số phải giải thích được: chỉ rõ kỹ năng nào đáp ứng, kỹ năng nào còn thiếu, đồng thời nhận diện được kỹ năng diễn đạt khác nhưng tương đương về nghĩa.</w:t>
       </w:r>
     </w:p>
@@ -10109,6 +10122,7 @@
         <w:rPr>
           <w:lang w:val="vi-VN"/>
         </w:rPr>
+        <w:lastRenderedPageBreak/>
         <w:t>Hệ thống gợi ý 3–5 câu hỏi phỏng vấn nhắm vào “lỗ hổng” kỹ năng của từng ứng viên.</w:t>
       </w:r>
     </w:p>
@@ -10143,7 +10157,7 @@
       <w:pPr>
         <w:pStyle w:val="Heading2"/>
       </w:pPr>
-      <w:bookmarkStart w:id="14" w:name="_Toc243076096"/>
+      <w:bookmarkStart w:id="14" w:name="_Toc243083579"/>
       <w:r>
         <w:rPr>
           <w:lang w:val="vi-VN"/>
@@ -10314,7 +10328,7 @@
       <w:pPr>
         <w:pStyle w:val="Heading2"/>
       </w:pPr>
-      <w:bookmarkStart w:id="15" w:name="_Toc243076097"/>
+      <w:bookmarkStart w:id="15" w:name="_Toc243083580"/>
       <w:r>
         <w:rPr>
           <w:lang w:val="vi-VN"/>
@@ -10331,7 +10345,6 @@
         <w:rPr>
           <w:lang w:val="vi-VN"/>
         </w:rPr>
-        <w:lastRenderedPageBreak/>
         <w:t xml:space="preserve">Để khắc phục các hạn chế trên, nhóm đề xuất xây dựng </w:t>
       </w:r>
       <w:r>
@@ -10364,6 +10377,7 @@
           <w:bCs/>
           <w:lang w:val="vi-VN"/>
         </w:rPr>
+        <w:lastRenderedPageBreak/>
         <w:t>Cổng ứng viên</w:t>
       </w:r>
       <w:r>
@@ -10591,7 +10605,7 @@
         <w:pStyle w:val="Caption"/>
         <w:spacing w:before="120" w:after="120"/>
       </w:pPr>
-      <w:bookmarkStart w:id="16" w:name="_Toc243076024"/>
+      <w:bookmarkStart w:id="16" w:name="_Toc243083507"/>
       <w:r>
         <w:rPr>
           <w:b/>
@@ -10676,7 +10690,7 @@
           <w:szCs w:val="32"/>
         </w:rPr>
       </w:pPr>
-      <w:bookmarkStart w:id="17" w:name="_Toc243076098"/>
+      <w:bookmarkStart w:id="17" w:name="_Toc243083581"/>
       <w:r>
         <w:rPr>
           <w:sz w:val="32"/>
@@ -10692,7 +10706,7 @@
       <w:pPr>
         <w:pStyle w:val="Heading2"/>
       </w:pPr>
-      <w:bookmarkStart w:id="18" w:name="_Toc243076099"/>
+      <w:bookmarkStart w:id="18" w:name="_Toc243083582"/>
       <w:r>
         <w:rPr>
           <w:lang w:val="vi-VN"/>
@@ -10760,7 +10774,7 @@
         <w:keepNext/>
         <w:spacing w:before="120" w:after="120"/>
       </w:pPr>
-      <w:bookmarkStart w:id="19" w:name="_Toc243076033"/>
+      <w:bookmarkStart w:id="19" w:name="_Toc243083516"/>
       <w:r>
         <w:rPr>
           <w:b/>
@@ -11770,7 +11784,6 @@
               <w:rPr>
                 <w:lang w:val="vi-VN"/>
               </w:rPr>
-              <w:lastRenderedPageBreak/>
               <w:t>FR13</w:t>
             </w:r>
           </w:p>
@@ -11837,11 +11850,12 @@
       <w:pPr>
         <w:pStyle w:val="Heading2"/>
       </w:pPr>
-      <w:bookmarkStart w:id="20" w:name="_Toc243076100"/>
-      <w:r>
-        <w:rPr>
-          <w:lang w:val="vi-VN"/>
-        </w:rPr>
+      <w:bookmarkStart w:id="20" w:name="_Toc243083583"/>
+      <w:r>
+        <w:rPr>
+          <w:lang w:val="vi-VN"/>
+        </w:rPr>
+        <w:lastRenderedPageBreak/>
         <w:t>Các yêu cầu phi chức năng</w:t>
       </w:r>
       <w:bookmarkEnd w:id="20"/>
@@ -11852,7 +11866,7 @@
         <w:keepNext/>
         <w:spacing w:before="120" w:after="120"/>
       </w:pPr>
-      <w:bookmarkStart w:id="21" w:name="_Toc243076034"/>
+      <w:bookmarkStart w:id="21" w:name="_Toc243083517"/>
       <w:r>
         <w:rPr>
           <w:b/>
@@ -12244,7 +12258,7 @@
       <w:pPr>
         <w:pStyle w:val="Heading2"/>
       </w:pPr>
-      <w:bookmarkStart w:id="22" w:name="_Toc243076101"/>
+      <w:bookmarkStart w:id="22" w:name="_Toc243083584"/>
       <w:r>
         <w:rPr>
           <w:lang w:val="vi-VN"/>
@@ -12268,7 +12282,7 @@
       <w:pPr>
         <w:pStyle w:val="Heading3"/>
       </w:pPr>
-      <w:bookmarkStart w:id="23" w:name="_Toc243076102"/>
+      <w:bookmarkStart w:id="23" w:name="_Toc243083585"/>
       <w:r>
         <w:rPr>
           <w:lang w:val="vi-VN"/>
@@ -12322,7 +12336,6 @@
         <w:rPr>
           <w:lang w:val="vi-VN"/>
         </w:rPr>
-        <w:lastRenderedPageBreak/>
         <w:t xml:space="preserve">Mô hình nhúng </w:t>
       </w:r>
       <w:r>
@@ -12385,6 +12398,7 @@
         <w:rPr>
           <w:lang w:val="vi-VN"/>
         </w:rPr>
+        <w:lastRenderedPageBreak/>
         <w:t xml:space="preserve">Tệp CV lưu cục bộ trong thư mục </w:t>
       </w:r>
       <w:r>
@@ -12407,7 +12421,7 @@
       <w:pPr>
         <w:pStyle w:val="Heading3"/>
       </w:pPr>
-      <w:bookmarkStart w:id="24" w:name="_Toc243076103"/>
+      <w:bookmarkStart w:id="24" w:name="_Toc243083586"/>
       <w:r>
         <w:rPr>
           <w:lang w:val="vi-VN"/>
@@ -12468,7 +12482,7 @@
       <w:pPr>
         <w:pStyle w:val="Heading3"/>
       </w:pPr>
-      <w:bookmarkStart w:id="25" w:name="_Toc243076104"/>
+      <w:bookmarkStart w:id="25" w:name="_Toc243083587"/>
       <w:r>
         <w:rPr>
           <w:lang w:val="vi-VN"/>
@@ -12559,7 +12573,7 @@
       <w:pPr>
         <w:pStyle w:val="Heading2"/>
       </w:pPr>
-      <w:bookmarkStart w:id="26" w:name="_Toc243076105"/>
+      <w:bookmarkStart w:id="26" w:name="_Toc243083588"/>
       <w:r>
         <w:rPr>
           <w:lang w:val="vi-VN"/>
@@ -12583,12 +12597,11 @@
       <w:pPr>
         <w:pStyle w:val="Heading3"/>
       </w:pPr>
-      <w:bookmarkStart w:id="27" w:name="_Toc243076106"/>
-      <w:r>
-        <w:rPr>
-          <w:lang w:val="vi-VN"/>
-        </w:rPr>
-        <w:lastRenderedPageBreak/>
+      <w:bookmarkStart w:id="27" w:name="_Toc243083589"/>
+      <w:r>
+        <w:rPr>
+          <w:lang w:val="vi-VN"/>
+        </w:rPr>
         <w:t>Các kịch bản của hệ thống (Use-cases)</w:t>
       </w:r>
       <w:bookmarkEnd w:id="27"/>
@@ -12610,7 +12623,7 @@
         <w:keepNext/>
         <w:spacing w:before="120" w:after="120"/>
       </w:pPr>
-      <w:bookmarkStart w:id="28" w:name="_Toc243076035"/>
+      <w:bookmarkStart w:id="28" w:name="_Toc243083518"/>
       <w:r>
         <w:rPr>
           <w:b/>
@@ -12866,6 +12879,7 @@
               <w:rPr>
                 <w:lang w:val="vi-VN"/>
               </w:rPr>
+              <w:lastRenderedPageBreak/>
               <w:t>UC03</w:t>
             </w:r>
           </w:p>
@@ -13341,7 +13355,7 @@
         <w:keepNext/>
         <w:spacing w:before="120" w:after="120"/>
       </w:pPr>
-      <w:bookmarkStart w:id="29" w:name="_Toc243076036"/>
+      <w:bookmarkStart w:id="29" w:name="_Toc243083519"/>
       <w:r>
         <w:rPr>
           <w:b/>
@@ -13645,7 +13659,6 @@
                 <w:bCs/>
                 <w:lang w:val="vi-VN"/>
               </w:rPr>
-              <w:lastRenderedPageBreak/>
               <w:t>Luồng ngoại lệ</w:t>
             </w:r>
           </w:p>
@@ -13742,7 +13755,7 @@
         <w:keepNext/>
         <w:spacing w:before="120" w:after="120"/>
       </w:pPr>
-      <w:bookmarkStart w:id="30" w:name="_Toc243076037"/>
+      <w:bookmarkStart w:id="30" w:name="_Toc243083520"/>
       <w:r>
         <w:rPr>
           <w:b/>
@@ -13750,6 +13763,7 @@
           <w:color w:val="000000"/>
           <w:lang w:val="vi-VN"/>
         </w:rPr>
+        <w:lastRenderedPageBreak/>
         <w:t>Bảng 2.</w:t>
       </w:r>
       <w:r>
@@ -14154,7 +14168,7 @@
         <w:keepNext/>
         <w:spacing w:before="120" w:after="120"/>
       </w:pPr>
-      <w:bookmarkStart w:id="31" w:name="_Toc243076038"/>
+      <w:bookmarkStart w:id="31" w:name="_Toc243083521"/>
       <w:r>
         <w:rPr>
           <w:b/>
@@ -14322,7 +14336,6 @@
                 <w:bCs/>
                 <w:lang w:val="vi-VN"/>
               </w:rPr>
-              <w:lastRenderedPageBreak/>
               <w:t>Luồng chính</w:t>
             </w:r>
           </w:p>
@@ -14458,18 +14471,13 @@
         </w:tc>
       </w:tr>
     </w:tbl>
-    <w:p>
-      <w:pPr>
-        <w:spacing w:before="0" w:after="60"/>
-      </w:pPr>
-    </w:p>
     <w:p>
       <w:pPr>
         <w:pStyle w:val="Caption"/>
         <w:keepNext/>
         <w:spacing w:before="120" w:after="120"/>
       </w:pPr>
-      <w:bookmarkStart w:id="32" w:name="_Toc243076039"/>
+      <w:bookmarkStart w:id="32" w:name="_Toc243083522"/>
       <w:r>
         <w:rPr>
           <w:b/>
@@ -14477,6 +14485,7 @@
           <w:color w:val="000000"/>
           <w:lang w:val="vi-VN"/>
         </w:rPr>
+        <w:lastRenderedPageBreak/>
         <w:t>Bảng 2.</w:t>
       </w:r>
       <w:r>
@@ -14733,7 +14742,7 @@
         <w:keepNext/>
         <w:spacing w:before="120" w:after="120"/>
       </w:pPr>
-      <w:bookmarkStart w:id="33" w:name="_Toc243076040"/>
+      <w:bookmarkStart w:id="33" w:name="_Toc243083523"/>
       <w:r>
         <w:rPr>
           <w:b/>
@@ -14975,7 +14984,6 @@
                 <w:bCs/>
                 <w:lang w:val="vi-VN"/>
               </w:rPr>
-              <w:lastRenderedPageBreak/>
               <w:t>Hậu điều kiện</w:t>
             </w:r>
           </w:p>
@@ -15010,7 +15018,7 @@
         <w:keepNext/>
         <w:spacing w:before="120" w:after="120"/>
       </w:pPr>
-      <w:bookmarkStart w:id="34" w:name="_Toc243076041"/>
+      <w:bookmarkStart w:id="34" w:name="_Toc243083524"/>
       <w:r>
         <w:rPr>
           <w:b/>
@@ -15100,6 +15108,13 @@
                 <w:bCs/>
               </w:rPr>
             </w:pPr>
+            <w:r>
+              <w:rPr>
+                <w:b/>
+                <w:bCs/>
+              </w:rPr>
+              <w:t>Tác nhân</w:t>
+            </w:r>
           </w:p>
           <w:p>
             <w:pPr>
@@ -15204,6 +15219,7 @@
                 <w:bCs/>
                 <w:lang w:val="vi-VN"/>
               </w:rPr>
+              <w:lastRenderedPageBreak/>
               <w:t>Luồng ngoại lệ</w:t>
             </w:r>
           </w:p>
@@ -15236,7 +15252,7 @@
       <w:pPr>
         <w:pStyle w:val="Heading3"/>
       </w:pPr>
-      <w:bookmarkStart w:id="35" w:name="_Toc243076107"/>
+      <w:bookmarkStart w:id="35" w:name="_Toc243083590"/>
       <w:r>
         <w:rPr>
           <w:lang w:val="vi-VN"/>
@@ -15266,7 +15282,6 @@
         <w:rPr>
           <w:noProof/>
         </w:rPr>
-        <w:lastRenderedPageBreak/>
         <w:drawing>
           <wp:inline distT="0" distB="0" distL="0" distR="0" wp14:anchorId="2042A4B7" wp14:editId="37B5D500">
             <wp:extent cx="5220000" cy="4069707"/>
@@ -15309,7 +15324,7 @@
         <w:pStyle w:val="Caption"/>
         <w:spacing w:before="120" w:after="120"/>
       </w:pPr>
-      <w:bookmarkStart w:id="36" w:name="_Toc243076025"/>
+      <w:bookmarkStart w:id="36" w:name="_Toc243083508"/>
       <w:r>
         <w:rPr>
           <w:b/>
@@ -15378,7 +15393,7 @@
       <w:pPr>
         <w:pStyle w:val="Heading3"/>
       </w:pPr>
-      <w:bookmarkStart w:id="37" w:name="_Toc243076108"/>
+      <w:bookmarkStart w:id="37" w:name="_Toc243083591"/>
       <w:r>
         <w:rPr>
           <w:lang w:val="vi-VN"/>
@@ -15507,7 +15522,7 @@
         <w:pStyle w:val="Caption"/>
         <w:spacing w:before="120" w:after="120"/>
       </w:pPr>
-      <w:bookmarkStart w:id="38" w:name="_Toc243076026"/>
+      <w:bookmarkStart w:id="38" w:name="_Toc243083509"/>
       <w:r>
         <w:rPr>
           <w:b/>
@@ -15589,7 +15604,7 @@
         <w:keepNext/>
         <w:spacing w:before="120" w:after="120"/>
       </w:pPr>
-      <w:bookmarkStart w:id="39" w:name="_Toc243076042"/>
+      <w:bookmarkStart w:id="39" w:name="_Toc243083525"/>
       <w:r>
         <w:rPr>
           <w:b/>
@@ -16207,7 +16222,7 @@
       <w:pPr>
         <w:pStyle w:val="Heading3"/>
       </w:pPr>
-      <w:bookmarkStart w:id="40" w:name="_Toc243076109"/>
+      <w:bookmarkStart w:id="40" w:name="_Toc243083592"/>
       <w:r>
         <w:rPr>
           <w:lang w:val="vi-VN"/>
@@ -16294,7 +16309,7 @@
         <w:pStyle w:val="Caption"/>
         <w:spacing w:before="120" w:after="120"/>
       </w:pPr>
-      <w:bookmarkStart w:id="41" w:name="_Toc243076027"/>
+      <w:bookmarkStart w:id="41" w:name="_Toc243083510"/>
       <w:r>
         <w:rPr>
           <w:b/>
@@ -16423,7 +16438,7 @@
         <w:pStyle w:val="Caption"/>
         <w:spacing w:before="120" w:after="120"/>
       </w:pPr>
-      <w:bookmarkStart w:id="42" w:name="_Toc243076028"/>
+      <w:bookmarkStart w:id="42" w:name="_Toc243083511"/>
       <w:r>
         <w:rPr>
           <w:b/>
@@ -16492,7 +16507,7 @@
       <w:pPr>
         <w:pStyle w:val="Heading3"/>
       </w:pPr>
-      <w:bookmarkStart w:id="43" w:name="_Toc243076110"/>
+      <w:bookmarkStart w:id="43" w:name="_Toc243083593"/>
       <w:r>
         <w:rPr>
           <w:lang w:val="vi-VN"/>
@@ -16533,7 +16548,7 @@
         <w:keepNext/>
         <w:spacing w:before="120" w:after="120"/>
       </w:pPr>
-      <w:bookmarkStart w:id="44" w:name="_Toc243076043"/>
+      <w:bookmarkStart w:id="44" w:name="_Toc243083526"/>
       <w:r>
         <w:rPr>
           <w:b/>
@@ -16703,25 +16718,31 @@
                 <w:bCs/>
                 <w:lang w:val="vi-VN"/>
               </w:rPr>
+              <w:t>Bảng điều khiển HR (admin.html)</w:t>
+            </w:r>
+          </w:p>
+        </w:tc>
+        <w:tc>
+          <w:tcPr>
+            <w:tcW w:w="6100" w:type="dxa"/>
+          </w:tcPr>
+          <w:p>
+            <w:pPr>
+              <w:spacing w:before="40" w:after="40" w:line="252" w:lineRule="auto"/>
+              <w:jc w:val="left"/>
+            </w:pPr>
+            <w:r>
+              <w:rPr>
+                <w:lang w:val="vi-VN"/>
+              </w:rPr>
+              <w:t xml:space="preserve">A1 Đăng nhập; A2 Thanh điều hướng; A3 Chọn tin tuyển dụng; A4 Form tạo/sửa/đóng tin; A5–A8 Bảng </w:t>
+            </w:r>
+            <w:r>
+              <w:rPr>
+                <w:lang w:val="vi-VN"/>
+              </w:rPr>
               <w:lastRenderedPageBreak/>
-              <w:t>Bảng điều khiển HR (admin.html)</w:t>
-            </w:r>
-          </w:p>
-        </w:tc>
-        <w:tc>
-          <w:tcPr>
-            <w:tcW w:w="6100" w:type="dxa"/>
-          </w:tcPr>
-          <w:p>
-            <w:pPr>
-              <w:spacing w:before="40" w:after="40" w:line="252" w:lineRule="auto"/>
-              <w:jc w:val="left"/>
-            </w:pPr>
-            <w:r>
-              <w:rPr>
-                <w:lang w:val="vi-VN"/>
-              </w:rPr>
-              <w:t>A1 Đăng nhập; A2 Thanh điều hướng; A3 Chọn tin tuyển dụng; A4 Form tạo/sửa/đóng tin; A5–A8 Bảng Kanban 4 cột, thẻ ứng viên có huy hiệu điểm theo màu, tự làm mới khi AI đang chấm; A9 Modal hồ sơ chi tiết 5 tab (Tổng quan, Kỹ năng, Kinh nghiệm &amp; học vấn, Câu hỏi PV, CV gốc).</w:t>
+              <w:t>Kanban 4 cột, thẻ ứng viên có huy hiệu điểm theo màu, tự làm mới khi AI đang chấm; A9 Modal hồ sơ chi tiết 5 tab (Tổng quan, Kỹ năng, Kinh nghiệm &amp; học vấn, Câu hỏi PV, CV gốc).</w:t>
             </w:r>
           </w:p>
         </w:tc>
@@ -16808,7 +16829,7 @@
         <w:pStyle w:val="Caption"/>
         <w:spacing w:before="120" w:after="120"/>
       </w:pPr>
-      <w:bookmarkStart w:id="45" w:name="_Toc243076029"/>
+      <w:bookmarkStart w:id="45" w:name="_Toc243083512"/>
       <w:r>
         <w:rPr>
           <w:b/>
@@ -16926,7 +16947,7 @@
         <w:pStyle w:val="Caption"/>
         <w:spacing w:before="120" w:after="120"/>
       </w:pPr>
-      <w:bookmarkStart w:id="46" w:name="_Toc243076030"/>
+      <w:bookmarkStart w:id="46" w:name="_Toc243083513"/>
       <w:r>
         <w:rPr>
           <w:b/>
@@ -16995,7 +17016,7 @@
       <w:pPr>
         <w:pStyle w:val="Heading2"/>
       </w:pPr>
-      <w:bookmarkStart w:id="47" w:name="_Toc243076111"/>
+      <w:bookmarkStart w:id="47" w:name="_Toc243083594"/>
       <w:r>
         <w:rPr>
           <w:lang w:val="vi-VN"/>
@@ -17008,7 +17029,7 @@
       <w:pPr>
         <w:pStyle w:val="Heading3"/>
       </w:pPr>
-      <w:bookmarkStart w:id="48" w:name="_Toc243076112"/>
+      <w:bookmarkStart w:id="48" w:name="_Toc243083595"/>
       <w:r>
         <w:rPr>
           <w:lang w:val="vi-VN"/>
@@ -17023,7 +17044,7 @@
         <w:keepNext/>
         <w:spacing w:before="120" w:after="120"/>
       </w:pPr>
-      <w:bookmarkStart w:id="49" w:name="_Toc243076044"/>
+      <w:bookmarkStart w:id="49" w:name="_Toc243083527"/>
       <w:r>
         <w:rPr>
           <w:b/>
@@ -17505,7 +17526,6 @@
                 <w:bCs/>
                 <w:lang w:val="vi-VN"/>
               </w:rPr>
-              <w:lastRenderedPageBreak/>
               <w:t>Nhúng ngữ nghĩa</w:t>
             </w:r>
           </w:p>
@@ -17561,6 +17581,7 @@
                 <w:bCs/>
                 <w:lang w:val="vi-VN"/>
               </w:rPr>
+              <w:lastRenderedPageBreak/>
               <w:t>Frontend</w:t>
             </w:r>
           </w:p>
@@ -17665,7 +17686,7 @@
       <w:pPr>
         <w:pStyle w:val="Heading3"/>
       </w:pPr>
-      <w:bookmarkStart w:id="50" w:name="_Toc243076113"/>
+      <w:bookmarkStart w:id="50" w:name="_Toc243083596"/>
       <w:r>
         <w:rPr>
           <w:lang w:val="vi-VN"/>
@@ -17902,7 +17923,7 @@
       <w:pPr>
         <w:pStyle w:val="Heading3"/>
       </w:pPr>
-      <w:bookmarkStart w:id="51" w:name="_Toc243076114"/>
+      <w:bookmarkStart w:id="51" w:name="_Toc243083597"/>
       <w:r>
         <w:rPr>
           <w:lang w:val="vi-VN"/>
@@ -17962,7 +17983,6 @@
         <w:rPr>
           <w:noProof/>
         </w:rPr>
-        <w:lastRenderedPageBreak/>
         <w:drawing>
           <wp:inline distT="0" distB="0" distL="0" distR="0" wp14:anchorId="692F59E0" wp14:editId="5897E707">
             <wp:extent cx="5400000" cy="2703614"/>
@@ -18005,7 +18025,7 @@
         <w:pStyle w:val="Caption"/>
         <w:spacing w:before="120" w:after="120"/>
       </w:pPr>
-      <w:bookmarkStart w:id="52" w:name="_Toc243076031"/>
+      <w:bookmarkStart w:id="52" w:name="_Toc243083514"/>
       <w:r>
         <w:rPr>
           <w:b/>
@@ -18091,7 +18111,14 @@
         <w:rPr>
           <w:lang w:val="vi-VN"/>
         </w:rPr>
-        <w:t xml:space="preserve"> pdfplumber trích văn bản từng trang và xử lý tệp hỏng/có mật khẩu. Module text_cleaner chuẩn hóa Unicode NFKC (giữ tiếng Việt có dấu), bỏ ký tự điều khiển, chuẩn hóa ký hiệu đầu dòng, nối từ bị ngắt bởi dấu gạch nối và giữ nguyên các thuật ngữ như C++, C#, .NET, CI/CD.</w:t>
+        <w:t xml:space="preserve"> pdfplumber trích văn bản từng trang và xử lý tệp hỏng/có mật khẩu. Module text_cleaner chuẩn hóa Unicode NFKC (giữ </w:t>
+      </w:r>
+      <w:r>
+        <w:rPr>
+          <w:lang w:val="vi-VN"/>
+        </w:rPr>
+        <w:lastRenderedPageBreak/>
+        <w:t>tiếng Việt có dấu), bỏ ký tự điều khiển, chuẩn hóa ký hiệu đầu dòng, nối từ bị ngắt bởi dấu gạch nối và giữ nguyên các thuật ngữ như C++, C#, .NET, CI/CD.</w:t>
       </w:r>
     </w:p>
     <w:p>
@@ -18185,7 +18212,7 @@
       <w:pPr>
         <w:pStyle w:val="Heading3"/>
       </w:pPr>
-      <w:bookmarkStart w:id="53" w:name="_Toc243076115"/>
+      <w:bookmarkStart w:id="53" w:name="_Toc243083598"/>
       <w:r>
         <w:rPr>
           <w:lang w:val="vi-VN"/>
@@ -18213,7 +18240,6 @@
         <w:rPr>
           <w:lang w:val="vi-VN"/>
         </w:rPr>
-        <w:lastRenderedPageBreak/>
         <w:t>Matching Score = 0,4 × Hard Filter + 0,6 × Semantic Score</w:t>
       </w:r>
     </w:p>
@@ -18261,7 +18287,7 @@
         <w:keepNext/>
         <w:spacing w:before="120" w:after="120"/>
       </w:pPr>
-      <w:bookmarkStart w:id="54" w:name="_Toc243076045"/>
+      <w:bookmarkStart w:id="54" w:name="_Toc243083528"/>
       <w:r>
         <w:rPr>
           <w:b/>
@@ -18415,6 +18441,7 @@
                 <w:bCs/>
                 <w:lang w:val="vi-VN"/>
               </w:rPr>
+              <w:lastRenderedPageBreak/>
               <w:t>1. exact</w:t>
             </w:r>
           </w:p>
@@ -18640,7 +18667,7 @@
       <w:pPr>
         <w:pStyle w:val="Heading3"/>
       </w:pPr>
-      <w:bookmarkStart w:id="55" w:name="_Toc243076116"/>
+      <w:bookmarkStart w:id="55" w:name="_Toc243083599"/>
       <w:r>
         <w:rPr>
           <w:lang w:val="vi-VN"/>
@@ -18675,7 +18702,6 @@
           <w:bCs/>
           <w:lang w:val="vi-VN"/>
         </w:rPr>
-        <w:lastRenderedPageBreak/>
         <w:t>Chuỗi model dự phòng:</w:t>
       </w:r>
       <w:r>
@@ -18806,7 +18832,7 @@
       <w:pPr>
         <w:pStyle w:val="Heading3"/>
       </w:pPr>
-      <w:bookmarkStart w:id="56" w:name="_Toc243076117"/>
+      <w:bookmarkStart w:id="56" w:name="_Toc243083600"/>
       <w:r>
         <w:rPr>
           <w:lang w:val="vi-VN"/>
@@ -18875,6 +18901,7 @@
         <w:rPr>
           <w:lang w:val="vi-VN"/>
         </w:rPr>
+        <w:lastRenderedPageBreak/>
         <w:t>Tệp tải lên được kiểm tra phần mở rộng, dung lượng, đặt lại tên khi lưu; API xem CV yêu cầu token.</w:t>
       </w:r>
     </w:p>
@@ -18898,7 +18925,7 @@
       <w:pPr>
         <w:pStyle w:val="Heading2"/>
       </w:pPr>
-      <w:bookmarkStart w:id="57" w:name="_Toc243076118"/>
+      <w:bookmarkStart w:id="57" w:name="_Toc243083601"/>
       <w:r>
         <w:rPr>
           <w:lang w:val="vi-VN"/>
@@ -18911,7 +18938,7 @@
       <w:pPr>
         <w:pStyle w:val="Heading3"/>
       </w:pPr>
-      <w:bookmarkStart w:id="58" w:name="_Toc243076119"/>
+      <w:bookmarkStart w:id="58" w:name="_Toc243083602"/>
       <w:r>
         <w:rPr>
           <w:lang w:val="vi-VN"/>
@@ -19024,7 +19051,6 @@
           <w:bCs/>
           <w:lang w:val="vi-VN"/>
         </w:rPr>
-        <w:lastRenderedPageBreak/>
         <w:t>Cấp 2 – Smoke test API:</w:t>
       </w:r>
       <w:r>
@@ -19062,7 +19088,7 @@
       <w:pPr>
         <w:pStyle w:val="Heading3"/>
       </w:pPr>
-      <w:bookmarkStart w:id="59" w:name="_Toc243076120"/>
+      <w:bookmarkStart w:id="59" w:name="_Toc243083603"/>
       <w:r>
         <w:rPr>
           <w:lang w:val="vi-VN"/>
@@ -19077,7 +19103,7 @@
         <w:keepNext/>
         <w:spacing w:before="120" w:after="120"/>
       </w:pPr>
-      <w:bookmarkStart w:id="60" w:name="_Toc243076046"/>
+      <w:bookmarkStart w:id="60" w:name="_Toc243083529"/>
       <w:r>
         <w:rPr>
           <w:b/>
@@ -19527,7 +19553,14 @@
         <w:rPr>
           <w:lang w:val="vi-VN"/>
         </w:rPr>
-        <w:t>Để đánh giá độ chính xác của thuật toán chấm điểm, nhóm chuẩn bị 3 CV mẫu nộp vào tin “Backend Developer (Python/FastAPI)”. Kết quả ở Bảng 2.15 cho thấy điểm đúng thứ tự và đúng khoảng kỳ vọng. Đặc biệt, CV3 diễn đạt bằng từ ngữ khác (“dịch vụ phía máy chủ”, “hệ quản trị CSDL quan hệ mã nguồn mở của Oracle”) vẫn đạt Semantic Score 63,93 – chứng tỏ thành phần ngữ nghĩa nhận ra được nội dung tương đương.</w:t>
+        <w:t xml:space="preserve">Để đánh giá độ chính xác của thuật toán chấm điểm, nhóm chuẩn bị 3 CV mẫu nộp vào tin “Backend Developer (Python/FastAPI)”. Kết quả ở Bảng 2.15 cho thấy điểm đúng thứ tự và đúng khoảng kỳ vọng. Đặc biệt, CV3 diễn đạt bằng </w:t>
+      </w:r>
+      <w:r>
+        <w:rPr>
+          <w:lang w:val="vi-VN"/>
+        </w:rPr>
+        <w:lastRenderedPageBreak/>
+        <w:t>từ ngữ khác (“dịch vụ phía máy chủ”, “hệ quản trị CSDL quan hệ mã nguồn mở của Oracle”) vẫn đạt Semantic Score 63,93 – chứng tỏ thành phần ngữ nghĩa nhận ra được nội dung tương đương.</w:t>
       </w:r>
     </w:p>
     <w:p>
@@ -19536,7 +19569,7 @@
         <w:keepNext/>
         <w:spacing w:before="120" w:after="120"/>
       </w:pPr>
-      <w:bookmarkStart w:id="61" w:name="_Toc243076047"/>
+      <w:bookmarkStart w:id="61" w:name="_Toc243083530"/>
       <w:r>
         <w:rPr>
           <w:b/>
@@ -19987,21 +20020,14 @@
         <w:rPr>
           <w:lang w:val="vi-VN"/>
         </w:rPr>
-        <w:t xml:space="preserve">Khoảng điểm của CV3 phụ thuộc mô hình bóc tách: Gemini suy luận được “container” là Docker và “CSDL quan hệ của Oracle” là MySQL nên Hard Filter </w:t>
-      </w:r>
-      <w:r>
-        <w:rPr>
-          <w:lang w:val="vi-VN"/>
-        </w:rPr>
-        <w:lastRenderedPageBreak/>
-        <w:t>đạt 60, còn qwen2.5:7b chỉ đạt 40. Với 5 CV thật của sinh viên (lập trình viên Node.js/PHP/Full-stack), Matching Score nằm trong khoảng 43,11 – 56,66, hợp lý vì các ứng viên đều thiếu FastAPI và SQLAlchemy. Thời gian xử lý mỗi hồ sơ là 15–33 giây với Gemini và 21–46 giây với qwen2.5:7b chạy cục bộ.</w:t>
+        <w:t>Khoảng điểm của CV3 phụ thuộc mô hình bóc tách: Gemini suy luận được “container” là Docker và “CSDL quan hệ của Oracle” là MySQL nên Hard Filter đạt 60, còn qwen2.5:7b chỉ đạt 40. Với 5 CV thật của sinh viên (lập trình viên Node.js/PHP/Full-stack), Matching Score nằm trong khoảng 43,11 – 56,66, hợp lý vì các ứng viên đều thiếu FastAPI và SQLAlchemy. Thời gian xử lý mỗi hồ sơ là 15–33 giây với Gemini và 21–46 giây với qwen2.5:7b chạy cục bộ.</w:t>
       </w:r>
     </w:p>
     <w:p>
       <w:pPr>
         <w:pStyle w:val="Heading3"/>
       </w:pPr>
-      <w:bookmarkStart w:id="62" w:name="_Toc243076121"/>
+      <w:bookmarkStart w:id="62" w:name="_Toc243083604"/>
       <w:r>
         <w:rPr>
           <w:lang w:val="vi-VN"/>
@@ -20016,7 +20042,7 @@
         <w:keepNext/>
         <w:spacing w:before="120" w:after="120"/>
       </w:pPr>
-      <w:bookmarkStart w:id="63" w:name="_Toc243076048"/>
+      <w:bookmarkStart w:id="63" w:name="_Toc243083531"/>
       <w:r>
         <w:rPr>
           <w:b/>
@@ -20537,6 +20563,7 @@
               <w:rPr>
                 <w:lang w:val="vi-VN"/>
               </w:rPr>
+              <w:lastRenderedPageBreak/>
               <w:t>08</w:t>
             </w:r>
           </w:p>
@@ -20591,7 +20618,7 @@
           <w:szCs w:val="32"/>
         </w:rPr>
       </w:pPr>
-      <w:bookmarkStart w:id="64" w:name="_Toc243076122"/>
+      <w:bookmarkStart w:id="64" w:name="_Toc243083605"/>
       <w:r>
         <w:rPr>
           <w:sz w:val="32"/>
@@ -20607,7 +20634,7 @@
       <w:pPr>
         <w:pStyle w:val="Heading2"/>
       </w:pPr>
-      <w:bookmarkStart w:id="65" w:name="_Toc243076123"/>
+      <w:bookmarkStart w:id="65" w:name="_Toc243083606"/>
       <w:r>
         <w:rPr>
           <w:lang w:val="vi-VN"/>
@@ -20722,7 +20749,7 @@
         <w:pStyle w:val="Caption"/>
         <w:spacing w:before="120" w:after="120"/>
       </w:pPr>
-      <w:bookmarkStart w:id="66" w:name="_Toc243076032"/>
+      <w:bookmarkStart w:id="66" w:name="_Toc243083515"/>
       <w:r>
         <w:rPr>
           <w:b/>
@@ -20793,7 +20820,7 @@
         <w:keepNext/>
         <w:spacing w:before="120" w:after="120"/>
       </w:pPr>
-      <w:bookmarkStart w:id="67" w:name="_Toc243076049"/>
+      <w:bookmarkStart w:id="67" w:name="_Toc243083532"/>
       <w:r>
         <w:rPr>
           <w:b/>
@@ -21208,7 +21235,6 @@
               <w:rPr>
                 <w:lang w:val="vi-VN"/>
               </w:rPr>
-              <w:lastRenderedPageBreak/>
               <w:t>6. Kanban HR (Frontend)</w:t>
             </w:r>
           </w:p>
@@ -21262,6 +21288,7 @@
               <w:rPr>
                 <w:lang w:val="vi-VN"/>
               </w:rPr>
+              <w:lastRenderedPageBreak/>
               <w:t>7. Email &amp; tiện ích</w:t>
             </w:r>
           </w:p>
@@ -21364,7 +21391,7 @@
       <w:pPr>
         <w:pStyle w:val="Heading2"/>
       </w:pPr>
-      <w:bookmarkStart w:id="68" w:name="_Toc243076124"/>
+      <w:bookmarkStart w:id="68" w:name="_Toc243083607"/>
       <w:r>
         <w:rPr>
           <w:lang w:val="vi-VN"/>
@@ -21600,7 +21627,7 @@
       <w:pPr>
         <w:pStyle w:val="Heading2"/>
       </w:pPr>
-      <w:bookmarkStart w:id="69" w:name="_Toc243076125"/>
+      <w:bookmarkStart w:id="69" w:name="_Toc243083608"/>
       <w:r>
         <w:rPr>
           <w:lang w:val="vi-VN"/>
@@ -21735,7 +21762,6 @@
           <w:bCs/>
           <w:lang w:val="vi-VN"/>
         </w:rPr>
-        <w:lastRenderedPageBreak/>
         <w:t>Tôn trọng bản quyền:</w:t>
       </w:r>
       <w:r>
@@ -21773,11 +21799,12 @@
       <w:pPr>
         <w:pStyle w:val="Heading2"/>
       </w:pPr>
-      <w:bookmarkStart w:id="70" w:name="_Toc243076126"/>
-      <w:r>
-        <w:rPr>
-          <w:lang w:val="vi-VN"/>
-        </w:rPr>
+      <w:bookmarkStart w:id="70" w:name="_Toc243083609"/>
+      <w:r>
+        <w:rPr>
+          <w:lang w:val="vi-VN"/>
+        </w:rPr>
+        <w:lastRenderedPageBreak/>
         <w:t>Tác động xã hội</w:t>
       </w:r>
       <w:bookmarkEnd w:id="70"/>
@@ -21808,7 +21835,7 @@
       <w:pPr>
         <w:pStyle w:val="Heading2"/>
       </w:pPr>
-      <w:bookmarkStart w:id="71" w:name="_Toc243076127"/>
+      <w:bookmarkStart w:id="71" w:name="_Toc243083610"/>
       <w:r>
         <w:rPr>
           <w:lang w:val="vi-VN"/>
@@ -21834,7 +21861,7 @@
         <w:keepNext/>
         <w:spacing w:before="120" w:after="120"/>
       </w:pPr>
-      <w:bookmarkStart w:id="72" w:name="_Toc243076050"/>
+      <w:bookmarkStart w:id="72" w:name="_Toc243083533"/>
       <w:r>
         <w:rPr>
           <w:b/>
@@ -22151,7 +22178,6 @@
                 <w:bCs/>
                 <w:lang w:val="vi-VN"/>
               </w:rPr>
-              <w:lastRenderedPageBreak/>
               <w:t>Chạy LLM cục bộ (Ollama, qwen2.5)</w:t>
             </w:r>
           </w:p>
@@ -22315,6 +22341,7 @@
         <w:rPr>
           <w:lang w:val="vi-VN"/>
         </w:rPr>
+        <w:lastRenderedPageBreak/>
         <w:t xml:space="preserve">Mỗi khi gặp vấn đề, nhóm ghi lại hiện tượng, nguyên nhân và cách xử lý trong </w:t>
       </w:r>
       <w:r>
@@ -22346,7 +22373,7 @@
           <w:szCs w:val="32"/>
         </w:rPr>
       </w:pPr>
-      <w:bookmarkStart w:id="73" w:name="_Toc243076128"/>
+      <w:bookmarkStart w:id="73" w:name="_Toc243083611"/>
       <w:r>
         <w:rPr>
           <w:sz w:val="32"/>
@@ -22624,7 +22651,7 @@
           <w:szCs w:val="32"/>
         </w:rPr>
       </w:pPr>
-      <w:bookmarkStart w:id="74" w:name="_Toc243076129"/>
+      <w:bookmarkStart w:id="74" w:name="_Toc243083612"/>
       <w:r>
         <w:rPr>
           <w:sz w:val="32"/>
@@ -22903,9 +22930,16 @@
           <w:type w:val="continuous"/>
           <w:pgSz w:w="11906" w:h="16838" w:code="9"/>
           <w:pgMar w:top="1134" w:right="1418" w:bottom="1134" w:left="1985" w:header="720" w:footer="386" w:gutter="0"/>
+          <w:pgNumType w:start="1"/>
           <w:cols w:space="720"/>
           <w:docGrid w:linePitch="360"/>
         </w:sectPr>
+      </w:pPr>
+    </w:p>
+    <w:p>
+      <w:pPr>
+        <w:spacing w:before="0" w:after="160" w:line="259" w:lineRule="auto"/>
+        <w:jc w:val="left"/>
       </w:pPr>
     </w:p>
     <w:p>
@@ -23066,7 +23100,7 @@
         </w:rPr>
       </w:pPr>
       <w:bookmarkStart w:id="75" w:name="_Toc144801685"/>
-      <w:bookmarkStart w:id="76" w:name="_Toc243076130"/>
+      <w:bookmarkStart w:id="76" w:name="_Toc243083613"/>
       <w:bookmarkStart w:id="77" w:name="_Toc208127221"/>
       <w:bookmarkStart w:id="78" w:name="_Toc208127314"/>
       <w:r>
@@ -25026,7 +25060,6 @@
       <w:type w:val="continuous"/>
       <w:pgSz w:w="11906" w:h="16838" w:code="9"/>
       <w:pgMar w:top="1134" w:right="1418" w:bottom="1134" w:left="1985" w:header="720" w:footer="680" w:gutter="0"/>
-      <w:pgNumType w:start="1"/>
       <w:cols w:space="720"/>
       <w:docGrid w:linePitch="360"/>
     </w:sectPr>
@@ -25071,113 +25104,108 @@
   <w:p>
     <w:pPr>
       <w:pStyle w:val="Footer"/>
-    </w:pPr>
-  </w:p>
-  <w:p>
-    <w:pPr>
-      <w:pStyle w:val="Footer"/>
+      <w:jc w:val="center"/>
     </w:pPr>
     <w:r>
-      <w:t>BM.CNTT.01.04 (02-15/05/2025)-BL: 5 năm</w:t>
+      <w:fldChar w:fldCharType="begin"/>
     </w:r>
-  </w:p>
-  <w:p>
-    <w:pPr>
-      <w:pStyle w:val="Footer"/>
-    </w:pPr>
+    <w:r>
+      <w:instrText xml:space="preserve"> PAGE </w:instrText>
+    </w:r>
+    <w:r>
+      <w:fldChar w:fldCharType="separate"/>
+    </w:r>
+    <w:r>
+      <w:rPr>
+        <w:noProof/>
+      </w:rPr>
+      <w:t>1</w:t>
+    </w:r>
+    <w:r>
+      <w:fldChar w:fldCharType="end"/>
+    </w:r>
   </w:p>
 </w:ftr>
 </file>
 
 <file path=word/footer2.xml><?xml version="1.0" encoding="utf-8"?>
 <w:ftr xmlns:wpc="http://schemas.microsoft.com/office/word/2010/wordprocessingCanvas" xmlns:cx="http://schemas.microsoft.com/office/drawing/2014/chartex" xmlns:cx1="http://schemas.microsoft.com/office/drawing/2015/9/8/chartex" xmlns:cx2="http://schemas.microsoft.com/office/drawing/2015/10/21/chartex" xmlns:cx3="http://schemas.microsoft.com/office/drawing/2016/5/9/chartex" xmlns:cx4="http://schemas.microsoft.com/office/drawing/2016/5/10/chartex" xmlns:cx5="http://schemas.microsoft.com/office/drawing/2016/5/11/chartex" xmlns:cx6="http://schemas.microsoft.com/office/drawing/2016/5/12/chartex" xmlns:cx7="http://schemas.microsoft.com/office/drawing/2016/5/13/chartex" xmlns:cx8="http://schemas.microsoft.com/office/drawing/2016/5/14/chartex" xmlns:mc="http://schemas.openxmlformats.org/markup-compatibility/2006" xmlns:aink="http://schemas.microsoft.com/office/drawing/2016/ink" xmlns:am3d="http://schemas.microsoft.com/office/drawing/2017/model3d" xmlns:o="urn:schemas-microsoft-com:office:office" xmlns:oel="http://schemas.microsoft.com/office/2019/extlst" xmlns:r="http://schemas.openxmlformats.org/officeDocument/2006/relationships" xmlns:m="http://schemas.openxmlformats.org/officeDocument/2006/math" xmlns:v="urn:schemas-microsoft-com:vml" xmlns:wp14="http://schemas.microsoft.com/office/word/2010/wordprocessingDrawing" xmlns:wp="http://schemas.openxmlformats.org/drawingml/2006/wordprocessingDrawing" xmlns:w10="urn:schemas-microsoft-com:office:word" xmlns:w="http://schemas.openxmlformats.org/wordprocessingml/2006/main" xmlns:w14="http://schemas.microsoft.com/office/word/2010/wordml" xmlns:w15="http://schemas.microsoft.com/office/word/2012/wordml" xmlns:w16cex="http://schemas.microsoft.com/office/word/2018/wordml/cex" xmlns:w16cid="http://schemas.microsoft.com/office/word/2016/wordml/cid" xmlns:w16="http://schemas.microsoft.com/office/word/2018/wordml" xmlns:w16du="http://schemas.microsoft.com/office/word/2023/wordml/word16du" xmlns:w16sdtdh="http://schemas.microsoft.com/office/word/2020/wordml/sdtdatahash" xmlns:w16sdtfl="http://schemas.microsoft.com/office/word/2024/wordml/sdtformatlock" xmlns:w16se="http://schemas.microsoft.com/office/word/2015/wordml/symex" xmlns:wpg="http://schemas.microsoft.com/office/word/2010/wordprocessingGroup" xmlns:wpi="http://schemas.microsoft.com/office/word/2010/wordprocessingInk" xmlns:wne="http://schemas.microsoft.com/office/word/2006/wordml" xmlns:wps="http://schemas.microsoft.com/office/word/2010/wordprocessingShape" mc:Ignorable="w14 w15 w16se w16cid w16 w16cex w16sdtdh w16sdtfl w16du wp14">
-  <w:tbl>
-    <w:tblPr>
-      <w:tblW w:w="0" w:type="auto"/>
-      <w:tblLayout w:type="fixed"/>
-      <w:tblLook w:val="06A0" w:firstRow="1" w:lastRow="0" w:firstColumn="1" w:lastColumn="0" w:noHBand="1" w:noVBand="1"/>
-    </w:tblPr>
-    <w:tblGrid>
-      <w:gridCol w:w="2830"/>
-      <w:gridCol w:w="2830"/>
-      <w:gridCol w:w="2830"/>
-    </w:tblGrid>
-    <w:tr>
-      <w:trPr>
-        <w:trHeight w:val="300"/>
-      </w:trPr>
-      <w:tc>
-        <w:tcPr>
-          <w:tcW w:w="2830" w:type="dxa"/>
-        </w:tcPr>
-        <w:p>
-          <w:pPr>
-            <w:pStyle w:val="Header"/>
-            <w:ind w:left="-115"/>
-            <w:jc w:val="left"/>
-          </w:pPr>
-        </w:p>
-      </w:tc>
-      <w:tc>
-        <w:tcPr>
-          <w:tcW w:w="2830" w:type="dxa"/>
-        </w:tcPr>
-        <w:p>
-          <w:pPr>
-            <w:pStyle w:val="Header"/>
-            <w:jc w:val="center"/>
-          </w:pPr>
-        </w:p>
-      </w:tc>
-      <w:tc>
-        <w:tcPr>
-          <w:tcW w:w="2830" w:type="dxa"/>
-        </w:tcPr>
-        <w:p>
-          <w:pPr>
-            <w:pStyle w:val="Header"/>
-            <w:ind w:right="-115"/>
-            <w:jc w:val="right"/>
-          </w:pPr>
-        </w:p>
-      </w:tc>
-    </w:tr>
-  </w:tbl>
   <w:p>
     <w:pPr>
       <w:pStyle w:val="Footer"/>
+      <w:jc w:val="center"/>
     </w:pPr>
+    <w:r>
+      <w:fldChar w:fldCharType="begin"/>
+    </w:r>
+    <w:r>
+      <w:instrText xml:space="preserve"> PAGE </w:instrText>
+    </w:r>
+    <w:r>
+      <w:fldChar w:fldCharType="separate"/>
+    </w:r>
+    <w:r>
+      <w:rPr>
+        <w:noProof/>
+      </w:rPr>
+      <w:t>1</w:t>
+    </w:r>
+    <w:r>
+      <w:fldChar w:fldCharType="end"/>
+    </w:r>
   </w:p>
 </w:ftr>
 </file>
 
 <file path=word/footer3.xml><?xml version="1.0" encoding="utf-8"?>
 <w:ftr xmlns:wpc="http://schemas.microsoft.com/office/word/2010/wordprocessingCanvas" xmlns:cx="http://schemas.microsoft.com/office/drawing/2014/chartex" xmlns:cx1="http://schemas.microsoft.com/office/drawing/2015/9/8/chartex" xmlns:cx2="http://schemas.microsoft.com/office/drawing/2015/10/21/chartex" xmlns:cx3="http://schemas.microsoft.com/office/drawing/2016/5/9/chartex" xmlns:cx4="http://schemas.microsoft.com/office/drawing/2016/5/10/chartex" xmlns:cx5="http://schemas.microsoft.com/office/drawing/2016/5/11/chartex" xmlns:cx6="http://schemas.microsoft.com/office/drawing/2016/5/12/chartex" xmlns:cx7="http://schemas.microsoft.com/office/drawing/2016/5/13/chartex" xmlns:cx8="http://schemas.microsoft.com/office/drawing/2016/5/14/chartex" xmlns:mc="http://schemas.openxmlformats.org/markup-compatibility/2006" xmlns:aink="http://schemas.microsoft.com/office/drawing/2016/ink" xmlns:am3d="http://schemas.microsoft.com/office/drawing/2017/model3d" xmlns:o="urn:schemas-microsoft-com:office:office" xmlns:oel="http://schemas.microsoft.com/office/2019/extlst" xmlns:r="http://schemas.openxmlformats.org/officeDocument/2006/relationships" xmlns:m="http://schemas.openxmlformats.org/officeDocument/2006/math" xmlns:v="urn:schemas-microsoft-com:vml" xmlns:wp14="http://schemas.microsoft.com/office/word/2010/wordprocessingDrawing" xmlns:wp="http://schemas.openxmlformats.org/drawingml/2006/wordprocessingDrawing" xmlns:w10="urn:schemas-microsoft-com:office:word" xmlns:w="http://schemas.openxmlformats.org/wordprocessingml/2006/main" xmlns:w14="http://schemas.microsoft.com/office/word/2010/wordml" xmlns:w15="http://schemas.microsoft.com/office/word/2012/wordml" xmlns:w16cex="http://schemas.microsoft.com/office/word/2018/wordml/cex" xmlns:w16cid="http://schemas.microsoft.com/office/word/2016/wordml/cid" xmlns:w16="http://schemas.microsoft.com/office/word/2018/wordml" xmlns:w16du="http://schemas.microsoft.com/office/word/2023/wordml/word16du" xmlns:w16sdtdh="http://schemas.microsoft.com/office/word/2020/wordml/sdtdatahash" xmlns:w16sdtfl="http://schemas.microsoft.com/office/word/2024/wordml/sdtformatlock" xmlns:w16se="http://schemas.microsoft.com/office/word/2015/wordml/symex" xmlns:wpg="http://schemas.microsoft.com/office/word/2010/wordprocessingGroup" xmlns:wpi="http://schemas.microsoft.com/office/word/2010/wordprocessingInk" xmlns:wne="http://schemas.microsoft.com/office/word/2006/wordml" xmlns:wps="http://schemas.microsoft.com/office/word/2010/wordprocessingShape" mc:Ignorable="w14 w15 w16se w16cid w16 w16cex w16sdtdh w16sdtfl w16du wp14">
+  <w:sdt>
+    <w:sdtPr>
+      <w:id w:val="1886756107"/>
+      <w:docPartObj>
+        <w:docPartGallery w:val="Page Numbers (Bottom of Page)"/>
+        <w:docPartUnique/>
+      </w:docPartObj>
+    </w:sdtPr>
+    <w:sdtEndPr>
+      <w:rPr>
+        <w:noProof/>
+      </w:rPr>
+    </w:sdtEndPr>
+    <w:sdtContent>
+      <w:p>
+        <w:pPr>
+          <w:pStyle w:val="Footer"/>
+          <w:jc w:val="center"/>
+        </w:pPr>
+        <w:r>
+          <w:fldChar w:fldCharType="begin"/>
+        </w:r>
+        <w:r>
+          <w:instrText xml:space="preserve"> PAGE   \* MERGEFORMAT </w:instrText>
+        </w:r>
+        <w:r>
+          <w:fldChar w:fldCharType="separate"/>
+        </w:r>
+        <w:r>
+          <w:rPr>
+            <w:noProof/>
+          </w:rPr>
+          <w:t>2</w:t>
+        </w:r>
+        <w:r>
+          <w:rPr>
+            <w:noProof/>
+          </w:rPr>
+          <w:fldChar w:fldCharType="end"/>
+        </w:r>
+      </w:p>
+    </w:sdtContent>
+  </w:sdt>
   <w:p>
     <w:pPr>
       <w:pStyle w:val="Footer"/>
-    </w:pPr>
-    <w:r>
-      <w:t>BM.CNTT.01.04 (02-15/05/2025)-BL: 5 năm</w:t>
-    </w:r>
-  </w:p>
-  <w:p>
-    <w:pPr>
-      <w:pStyle w:val="Footer"/>
-    </w:pPr>
-  </w:p>
-  <w:p>
-    <w:pPr>
-      <w:pStyle w:val="Footer"/>
-      <w:tabs>
-        <w:tab w:val="left" w:pos="213"/>
-      </w:tabs>
-      <w:jc w:val="left"/>
-    </w:pPr>
-  </w:p>
-  <w:p>
-    <w:pPr>
-      <w:pStyle w:val="Footer"/>
+      <w:jc w:val="center"/>
     </w:pPr>
   </w:p>
 </w:ftr>
@@ -25188,133 +25216,55 @@
   <w:p>
     <w:pPr>
       <w:pStyle w:val="Footer"/>
+      <w:jc w:val="center"/>
     </w:pPr>
     <w:r>
-      <w:rPr>
-        <w:sz w:val="24"/>
-        <w:szCs w:val="24"/>
-      </w:rPr>
-      <w:t>BM.</w:t>
+      <w:fldChar w:fldCharType="begin"/>
+    </w:r>
+    <w:r>
+      <w:instrText xml:space="preserve"> PAGE </w:instrText>
+    </w:r>
+    <w:r>
+      <w:fldChar w:fldCharType="separate"/>
     </w:r>
     <w:r>
       <w:rPr>
-        <w:sz w:val="24"/>
-        <w:szCs w:val="24"/>
+        <w:noProof/>
       </w:rPr>
-      <w:t>CNTT.01.07(01-…./…./2025)</w:t>
+      <w:t>1</w:t>
     </w:r>
     <w:r>
-      <w:rPr>
-        <w:sz w:val="24"/>
-        <w:szCs w:val="24"/>
-      </w:rPr>
-      <w:t xml:space="preserve"> </w:t>
+      <w:fldChar w:fldCharType="end"/>
     </w:r>
-    <w:r>
-      <w:rPr>
-        <w:sz w:val="24"/>
-        <w:szCs w:val="24"/>
-      </w:rPr>
-      <w:t>-</w:t>
-    </w:r>
-    <w:r>
-      <w:rPr>
-        <w:sz w:val="24"/>
-        <w:szCs w:val="24"/>
-      </w:rPr>
-      <w:t xml:space="preserve"> </w:t>
-    </w:r>
-    <w:r>
-      <w:rPr>
-        <w:sz w:val="24"/>
-        <w:szCs w:val="24"/>
-      </w:rPr>
-      <w:t>BL:</w:t>
-    </w:r>
-    <w:r>
-      <w:rPr>
-        <w:sz w:val="24"/>
-        <w:szCs w:val="24"/>
-      </w:rPr>
-      <w:t xml:space="preserve"> 5 năm</w:t>
-    </w:r>
-  </w:p>
-  <w:p>
-    <w:pPr>
-      <w:pStyle w:val="Footer"/>
-      <w:jc w:val="right"/>
-      <w:rPr>
-        <w:sz w:val="24"/>
-        <w:szCs w:val="24"/>
-      </w:rPr>
-    </w:pPr>
-  </w:p>
-  <w:p>
-    <w:pPr>
-      <w:pStyle w:val="Footer"/>
-    </w:pPr>
   </w:p>
 </w:ftr>
 </file>
 
 <file path=word/footer5.xml><?xml version="1.0" encoding="utf-8"?>
 <w:ftr xmlns:wpc="http://schemas.microsoft.com/office/word/2010/wordprocessingCanvas" xmlns:cx="http://schemas.microsoft.com/office/drawing/2014/chartex" xmlns:cx1="http://schemas.microsoft.com/office/drawing/2015/9/8/chartex" xmlns:cx2="http://schemas.microsoft.com/office/drawing/2015/10/21/chartex" xmlns:cx3="http://schemas.microsoft.com/office/drawing/2016/5/9/chartex" xmlns:cx4="http://schemas.microsoft.com/office/drawing/2016/5/10/chartex" xmlns:cx5="http://schemas.microsoft.com/office/drawing/2016/5/11/chartex" xmlns:cx6="http://schemas.microsoft.com/office/drawing/2016/5/12/chartex" xmlns:cx7="http://schemas.microsoft.com/office/drawing/2016/5/13/chartex" xmlns:cx8="http://schemas.microsoft.com/office/drawing/2016/5/14/chartex" xmlns:mc="http://schemas.openxmlformats.org/markup-compatibility/2006" xmlns:aink="http://schemas.microsoft.com/office/drawing/2016/ink" xmlns:am3d="http://schemas.microsoft.com/office/drawing/2017/model3d" xmlns:o="urn:schemas-microsoft-com:office:office" xmlns:oel="http://schemas.microsoft.com/office/2019/extlst" xmlns:r="http://schemas.openxmlformats.org/officeDocument/2006/relationships" xmlns:m="http://schemas.openxmlformats.org/officeDocument/2006/math" xmlns:v="urn:schemas-microsoft-com:vml" xmlns:wp14="http://schemas.microsoft.com/office/word/2010/wordprocessingDrawing" xmlns:wp="http://schemas.openxmlformats.org/drawingml/2006/wordprocessingDrawing" xmlns:w10="urn:schemas-microsoft-com:office:word" xmlns:w="http://schemas.openxmlformats.org/wordprocessingml/2006/main" xmlns:w14="http://schemas.microsoft.com/office/word/2010/wordml" xmlns:w15="http://schemas.microsoft.com/office/word/2012/wordml" xmlns:w16cex="http://schemas.microsoft.com/office/word/2018/wordml/cex" xmlns:w16cid="http://schemas.microsoft.com/office/word/2016/wordml/cid" xmlns:w16="http://schemas.microsoft.com/office/word/2018/wordml" xmlns:w16du="http://schemas.microsoft.com/office/word/2023/wordml/word16du" xmlns:w16sdtdh="http://schemas.microsoft.com/office/word/2020/wordml/sdtdatahash" xmlns:w16sdtfl="http://schemas.microsoft.com/office/word/2024/wordml/sdtformatlock" xmlns:w16se="http://schemas.microsoft.com/office/word/2015/wordml/symex" xmlns:wpg="http://schemas.microsoft.com/office/word/2010/wordprocessingGroup" xmlns:wpi="http://schemas.microsoft.com/office/word/2010/wordprocessingInk" xmlns:wne="http://schemas.microsoft.com/office/word/2006/wordml" xmlns:wps="http://schemas.microsoft.com/office/word/2010/wordprocessingShape" mc:Ignorable="w14 w15 w16se w16cid w16 w16cex w16sdtdh w16sdtfl w16du wp14">
-  <w:tbl>
-    <w:tblPr>
-      <w:tblW w:w="0" w:type="auto"/>
-      <w:tblLayout w:type="fixed"/>
-      <w:tblLook w:val="06A0" w:firstRow="1" w:lastRow="0" w:firstColumn="1" w:lastColumn="0" w:noHBand="1" w:noVBand="1"/>
-    </w:tblPr>
-    <w:tblGrid>
-      <w:gridCol w:w="2830"/>
-      <w:gridCol w:w="2830"/>
-      <w:gridCol w:w="2830"/>
-    </w:tblGrid>
-    <w:tr>
-      <w:trPr>
-        <w:trHeight w:val="300"/>
-      </w:trPr>
-      <w:tc>
-        <w:tcPr>
-          <w:tcW w:w="2830" w:type="dxa"/>
-        </w:tcPr>
-        <w:p>
-          <w:pPr>
-            <w:pStyle w:val="Header"/>
-            <w:ind w:left="-115"/>
-            <w:jc w:val="left"/>
-          </w:pPr>
-        </w:p>
-      </w:tc>
-      <w:tc>
-        <w:tcPr>
-          <w:tcW w:w="2830" w:type="dxa"/>
-        </w:tcPr>
-        <w:p>
-          <w:pPr>
-            <w:pStyle w:val="Header"/>
-            <w:jc w:val="center"/>
-          </w:pPr>
-        </w:p>
-      </w:tc>
-      <w:tc>
-        <w:tcPr>
-          <w:tcW w:w="2830" w:type="dxa"/>
-        </w:tcPr>
-        <w:p>
-          <w:pPr>
-            <w:pStyle w:val="Header"/>
-            <w:ind w:right="-115"/>
-            <w:jc w:val="right"/>
-          </w:pPr>
-        </w:p>
-      </w:tc>
-    </w:tr>
-  </w:tbl>
   <w:p>
     <w:pPr>
       <w:pStyle w:val="Footer"/>
+      <w:jc w:val="center"/>
     </w:pPr>
+    <w:r>
+      <w:fldChar w:fldCharType="begin"/>
+    </w:r>
+    <w:r>
+      <w:instrText xml:space="preserve"> PAGE </w:instrText>
+    </w:r>
+    <w:r>
+      <w:fldChar w:fldCharType="separate"/>
+    </w:r>
+    <w:r>
+      <w:rPr>
+        <w:noProof/>
+      </w:rPr>
+      <w:t>1</w:t>
+    </w:r>
+    <w:r>
+      <w:fldChar w:fldCharType="end"/>
+    </w:r>
   </w:p>
 </w:ftr>
 </file>
@@ -25324,9 +25274,25 @@
   <w:p>
     <w:pPr>
       <w:pStyle w:val="Footer"/>
+      <w:jc w:val="center"/>
     </w:pPr>
     <w:r>
-      <w:t>BM.CNTT.01.07 (01-…/…/2025)-BL: 5 năm</w:t>
+      <w:fldChar w:fldCharType="begin"/>
+    </w:r>
+    <w:r>
+      <w:instrText xml:space="preserve"> PAGE </w:instrText>
+    </w:r>
+    <w:r>
+      <w:fldChar w:fldCharType="separate"/>
+    </w:r>
+    <w:r>
+      <w:rPr>
+        <w:noProof/>
+      </w:rPr>
+      <w:t>1</w:t>
+    </w:r>
+    <w:r>
+      <w:fldChar w:fldCharType="end"/>
     </w:r>
   </w:p>
 </w:ftr>
@@ -27695,6 +27661,7 @@
   <w:style w:type="character" w:default="1" w:styleId="DefaultParagraphFont">
     <w:name w:val="Default Paragraph Font"/>
     <w:uiPriority w:val="1"/>
+    <w:semiHidden/>
     <w:unhideWhenUsed/>
   </w:style>
   <w:style w:type="table" w:default="1" w:styleId="TableNormal">
@@ -28520,6 +28487,62 @@
 </file>
 
 <file path=customXml/item1.xml><?xml version="1.0" encoding="utf-8"?>
+<p:properties xmlns:p="http://schemas.microsoft.com/office/2006/metadata/properties" xmlns:xsi="http://www.w3.org/2001/XMLSchema-instance" xmlns:pc="http://schemas.microsoft.com/office/infopath/2007/PartnerControls">
+  <documentManagement>
+    <Math_Settings xmlns="4fae18bb-9826-4b58-a291-95998954412f" xsi:nil="true"/>
+    <Owner xmlns="4fae18bb-9826-4b58-a291-95998954412f">
+      <UserInfo>
+        <DisplayName/>
+        <AccountId xsi:nil="true"/>
+        <AccountType/>
+      </UserInfo>
+    </Owner>
+    <AppVersion xmlns="4fae18bb-9826-4b58-a291-95998954412f" xsi:nil="true"/>
+    <Student_Groups xmlns="4fae18bb-9826-4b58-a291-95998954412f">
+      <UserInfo>
+        <DisplayName/>
+        <AccountId xsi:nil="true"/>
+        <AccountType/>
+      </UserInfo>
+    </Student_Groups>
+    <Invited_Students xmlns="4fae18bb-9826-4b58-a291-95998954412f" xsi:nil="true"/>
+    <DefaultSectionNames xmlns="4fae18bb-9826-4b58-a291-95998954412f" xsi:nil="true"/>
+    <Teachers xmlns="4fae18bb-9826-4b58-a291-95998954412f">
+      <UserInfo>
+        <DisplayName/>
+        <AccountId xsi:nil="true"/>
+        <AccountType/>
+      </UserInfo>
+    </Teachers>
+    <lcf76f155ced4ddcb4097134ff3c332f xmlns="4fae18bb-9826-4b58-a291-95998954412f">
+      <Terms xmlns="http://schemas.microsoft.com/office/infopath/2007/PartnerControls"/>
+    </lcf76f155ced4ddcb4097134ff3c332f>
+    <TeamsChannelId xmlns="4fae18bb-9826-4b58-a291-95998954412f" xsi:nil="true"/>
+    <Self_Registration_Enabled xmlns="4fae18bb-9826-4b58-a291-95998954412f" xsi:nil="true"/>
+    <Has_Teacher_Only_SectionGroup xmlns="4fae18bb-9826-4b58-a291-95998954412f" xsi:nil="true"/>
+    <FolderType xmlns="4fae18bb-9826-4b58-a291-95998954412f" xsi:nil="true"/>
+    <CultureName xmlns="4fae18bb-9826-4b58-a291-95998954412f" xsi:nil="true"/>
+    <Students xmlns="4fae18bb-9826-4b58-a291-95998954412f">
+      <UserInfo>
+        <DisplayName/>
+        <AccountId xsi:nil="true"/>
+        <AccountType/>
+      </UserInfo>
+    </Students>
+    <Distribution_Groups xmlns="4fae18bb-9826-4b58-a291-95998954412f" xsi:nil="true"/>
+    <LMS_Mappings xmlns="4fae18bb-9826-4b58-a291-95998954412f" xsi:nil="true"/>
+    <Is_Collaboration_Space_Locked xmlns="4fae18bb-9826-4b58-a291-95998954412f" xsi:nil="true"/>
+    <Templates xmlns="4fae18bb-9826-4b58-a291-95998954412f" xsi:nil="true"/>
+    <NotebookType xmlns="4fae18bb-9826-4b58-a291-95998954412f" xsi:nil="true"/>
+    <TaxCatchAll xmlns="41e77f30-a5f1-4468-9fdb-cddf97591440" xsi:nil="true"/>
+    <Invited_Teachers xmlns="4fae18bb-9826-4b58-a291-95998954412f" xsi:nil="true"/>
+    <IsNotebookLocked xmlns="4fae18bb-9826-4b58-a291-95998954412f" xsi:nil="true"/>
+    <Teams_Channel_Section_Location xmlns="4fae18bb-9826-4b58-a291-95998954412f" xsi:nil="true"/>
+  </documentManagement>
+</p:properties>
+</file>
+
+<file path=customXml/item2.xml><?xml version="1.0" encoding="utf-8"?>
 <b:Sources xmlns:b="http://schemas.openxmlformats.org/officeDocument/2006/bibliography" xmlns="http://schemas.openxmlformats.org/officeDocument/2006/bibliography" SelectedStyle="\IEEE2006OfficeOnline.xsl" StyleName="IEEE" Version="2006">
   <b:Source>
     <b:Tag>Trầ04</b:Tag>
@@ -28583,72 +28606,7 @@
 </b:Sources>
 </file>
 
-<file path=customXml/item2.xml><?xml version="1.0" encoding="utf-8"?>
-<p:properties xmlns:p="http://schemas.microsoft.com/office/2006/metadata/properties" xmlns:xsi="http://www.w3.org/2001/XMLSchema-instance" xmlns:pc="http://schemas.microsoft.com/office/infopath/2007/PartnerControls">
-  <documentManagement>
-    <Math_Settings xmlns="4fae18bb-9826-4b58-a291-95998954412f" xsi:nil="true"/>
-    <Owner xmlns="4fae18bb-9826-4b58-a291-95998954412f">
-      <UserInfo>
-        <DisplayName/>
-        <AccountId xsi:nil="true"/>
-        <AccountType/>
-      </UserInfo>
-    </Owner>
-    <AppVersion xmlns="4fae18bb-9826-4b58-a291-95998954412f" xsi:nil="true"/>
-    <Student_Groups xmlns="4fae18bb-9826-4b58-a291-95998954412f">
-      <UserInfo>
-        <DisplayName/>
-        <AccountId xsi:nil="true"/>
-        <AccountType/>
-      </UserInfo>
-    </Student_Groups>
-    <Invited_Students xmlns="4fae18bb-9826-4b58-a291-95998954412f" xsi:nil="true"/>
-    <DefaultSectionNames xmlns="4fae18bb-9826-4b58-a291-95998954412f" xsi:nil="true"/>
-    <Teachers xmlns="4fae18bb-9826-4b58-a291-95998954412f">
-      <UserInfo>
-        <DisplayName/>
-        <AccountId xsi:nil="true"/>
-        <AccountType/>
-      </UserInfo>
-    </Teachers>
-    <lcf76f155ced4ddcb4097134ff3c332f xmlns="4fae18bb-9826-4b58-a291-95998954412f">
-      <Terms xmlns="http://schemas.microsoft.com/office/infopath/2007/PartnerControls"/>
-    </lcf76f155ced4ddcb4097134ff3c332f>
-    <TeamsChannelId xmlns="4fae18bb-9826-4b58-a291-95998954412f" xsi:nil="true"/>
-    <Self_Registration_Enabled xmlns="4fae18bb-9826-4b58-a291-95998954412f" xsi:nil="true"/>
-    <Has_Teacher_Only_SectionGroup xmlns="4fae18bb-9826-4b58-a291-95998954412f" xsi:nil="true"/>
-    <FolderType xmlns="4fae18bb-9826-4b58-a291-95998954412f" xsi:nil="true"/>
-    <CultureName xmlns="4fae18bb-9826-4b58-a291-95998954412f" xsi:nil="true"/>
-    <Students xmlns="4fae18bb-9826-4b58-a291-95998954412f">
-      <UserInfo>
-        <DisplayName/>
-        <AccountId xsi:nil="true"/>
-        <AccountType/>
-      </UserInfo>
-    </Students>
-    <Distribution_Groups xmlns="4fae18bb-9826-4b58-a291-95998954412f" xsi:nil="true"/>
-    <LMS_Mappings xmlns="4fae18bb-9826-4b58-a291-95998954412f" xsi:nil="true"/>
-    <Is_Collaboration_Space_Locked xmlns="4fae18bb-9826-4b58-a291-95998954412f" xsi:nil="true"/>
-    <Templates xmlns="4fae18bb-9826-4b58-a291-95998954412f" xsi:nil="true"/>
-    <NotebookType xmlns="4fae18bb-9826-4b58-a291-95998954412f" xsi:nil="true"/>
-    <TaxCatchAll xmlns="41e77f30-a5f1-4468-9fdb-cddf97591440" xsi:nil="true"/>
-    <Invited_Teachers xmlns="4fae18bb-9826-4b58-a291-95998954412f" xsi:nil="true"/>
-    <IsNotebookLocked xmlns="4fae18bb-9826-4b58-a291-95998954412f" xsi:nil="true"/>
-    <Teams_Channel_Section_Location xmlns="4fae18bb-9826-4b58-a291-95998954412f" xsi:nil="true"/>
-  </documentManagement>
-</p:properties>
-</file>
-
 <file path=customXml/item3.xml><?xml version="1.0" encoding="utf-8"?>
-<?mso-contentType ?>
-<FormTemplates xmlns="http://schemas.microsoft.com/sharepoint/v3/contenttype/forms">
-  <Display>DocumentLibraryForm</Display>
-  <Edit>DocumentLibraryForm</Edit>
-  <New>DocumentLibraryForm</New>
-</FormTemplates>
-</file>
-
-<file path=customXml/item4.xml><?xml version="1.0" encoding="utf-8"?>
 <ct:contentTypeSchema xmlns:ct="http://schemas.microsoft.com/office/2006/metadata/contentType" xmlns:ma="http://schemas.microsoft.com/office/2006/metadata/properties/metaAttributes" ct:_="" ma:_="" ma:contentTypeName="Tài liệu" ma:contentTypeID="0x0101003EF297BC6644854E9DBEBA3305A23EF8" ma:contentTypeVersion="33" ma:contentTypeDescription="Tạo tài liệu mới." ma:contentTypeScope="" ma:versionID="285cd37a40626dda581e000a61817efc">
   <xsd:schema xmlns:xsd="http://www.w3.org/2001/XMLSchema" xmlns:xs="http://www.w3.org/2001/XMLSchema" xmlns:p="http://schemas.microsoft.com/office/2006/metadata/properties" xmlns:ns2="4fae18bb-9826-4b58-a291-95998954412f" xmlns:ns3="41e77f30-a5f1-4468-9fdb-cddf97591440" targetNamespace="http://schemas.microsoft.com/office/2006/metadata/properties" ma:root="true" ma:fieldsID="98915f380c460cc961176873d862aada" ns2:_="" ns3:_="">
     <xsd:import namespace="4fae18bb-9826-4b58-a291-95998954412f"/>
@@ -29043,15 +29001,16 @@
 </ct:contentTypeSchema>
 </file>
 
-<file path=customXml/itemProps1.xml><?xml version="1.0" encoding="utf-8"?>
-<ds:datastoreItem xmlns:ds="http://schemas.openxmlformats.org/officeDocument/2006/customXml" ds:itemID="{2985D2AD-80A8-4743-91E5-18F60F71054A}">
-  <ds:schemaRefs>
-    <ds:schemaRef ds:uri="http://schemas.openxmlformats.org/officeDocument/2006/bibliography"/>
-  </ds:schemaRefs>
-</ds:datastoreItem>
+<file path=customXml/item4.xml><?xml version="1.0" encoding="utf-8"?>
+<?mso-contentType ?>
+<FormTemplates xmlns="http://schemas.microsoft.com/sharepoint/v3/contenttype/forms">
+  <Display>DocumentLibraryForm</Display>
+  <Edit>DocumentLibraryForm</Edit>
+  <New>DocumentLibraryForm</New>
+</FormTemplates>
 </file>
 
-<file path=customXml/itemProps2.xml><?xml version="1.0" encoding="utf-8"?>
+<file path=customXml/itemProps1.xml><?xml version="1.0" encoding="utf-8"?>
 <ds:datastoreItem xmlns:ds="http://schemas.openxmlformats.org/officeDocument/2006/customXml" ds:itemID="{AE889A54-CADF-48B9-BBA8-AC09C2DB941E}">
   <ds:schemaRefs>
     <ds:schemaRef ds:uri="http://schemas.microsoft.com/office/2006/metadata/properties"/>
@@ -29062,15 +29021,15 @@
 </ds:datastoreItem>
 </file>
 
-<file path=customXml/itemProps3.xml><?xml version="1.0" encoding="utf-8"?>
-<ds:datastoreItem xmlns:ds="http://schemas.openxmlformats.org/officeDocument/2006/customXml" ds:itemID="{5999FE7C-88C2-4DDB-9F2A-B589D3FEB3F8}">
+<file path=customXml/itemProps2.xml><?xml version="1.0" encoding="utf-8"?>
+<ds:datastoreItem xmlns:ds="http://schemas.openxmlformats.org/officeDocument/2006/customXml" ds:itemID="{2985D2AD-80A8-4743-91E5-18F60F71054A}">
   <ds:schemaRefs>
-    <ds:schemaRef ds:uri="http://schemas.microsoft.com/sharepoint/v3/contenttype/forms"/>
+    <ds:schemaRef ds:uri="http://schemas.openxmlformats.org/officeDocument/2006/bibliography"/>
   </ds:schemaRefs>
 </ds:datastoreItem>
 </file>
 
-<file path=customXml/itemProps4.xml><?xml version="1.0" encoding="utf-8"?>
+<file path=customXml/itemProps3.xml><?xml version="1.0" encoding="utf-8"?>
 <ds:datastoreItem xmlns:ds="http://schemas.openxmlformats.org/officeDocument/2006/customXml" ds:itemID="{0CA3DAC1-BEC3-43A1-B512-EB845F7E5482}">
   <ds:schemaRefs>
     <ds:schemaRef ds:uri="http://schemas.microsoft.com/office/2006/metadata/contentType"/>
@@ -29087,4 +29046,12 @@
     <ds:schemaRef ds:uri="http://schemas.microsoft.com/internal/obd"/>
   </ds:schemaRefs>
 </ds:datastoreItem>
+</file>
+
+<file path=customXml/itemProps4.xml><?xml version="1.0" encoding="utf-8"?>
+<ds:datastoreItem xmlns:ds="http://schemas.openxmlformats.org/officeDocument/2006/customXml" ds:itemID="{5999FE7C-88C2-4DDB-9F2A-B589D3FEB3F8}">
+  <ds:schemaRefs>
+    <ds:schemaRef ds:uri="http://schemas.microsoft.com/sharepoint/v3/contenttype/forms"/>
+  </ds:schemaRefs>
+</ds:datastoreItem>
 </file>